--- a/hin/docx/61.content.docx
+++ b/hin/docx/61.content.docx
@@ -2080,18 +2080,12 @@
         </w:rPr>
         <w:t xml:space="preserve"> शब्द से संकेत मिलता है कि इस पद में अपेक्षित परिणाम का कारण दिया गया है जो \n</w:t>
       </w:r>
-      <w:hyperlink r:id="rId13">
-        <w:r>
-          <w:rPr>
-            <w:lang w:val="hi_IN" w:bidi="hi_IN"/>
-          </w:rPr>
-          <w:rPr>
-            <w:color w:val="0000EE"/>
-            <w:u w:val="single"/>
-          </w:rPr>
-          <w:t>1:5–7</w:t>
-        </w:r>
-      </w:hyperlink>
+      <w:r>
+        <w:rPr>
+          <w:lang w:val="hi_IN" w:bidi="hi_IN"/>
+        </w:rPr>
+        <w:t>1:5–7</w:t>
+      </w:r>
       <w:r>
         <w:rPr>
           <w:lang w:val="hi_IN" w:bidi="hi_IN"/>
@@ -7095,18 +7089,12 @@
         </w:rPr>
         <w:t xml:space="preserve"> शब्द संकेत देता है कि पतरस अपने पाठकों को\n</w:t>
       </w:r>
-      <w:hyperlink r:id="rId13">
-        <w:r>
-          <w:rPr>
-            <w:lang w:val="hi_IN" w:bidi="hi_IN"/>
-          </w:rPr>
-          <w:rPr>
-            <w:color w:val="0000EE"/>
-            <w:u w:val="single"/>
-          </w:rPr>
-          <w:t>1:5–7</w:t>
-        </w:r>
-      </w:hyperlink>
+      <w:r>
+        <w:rPr>
+          <w:lang w:val="hi_IN" w:bidi="hi_IN"/>
+        </w:rPr>
+        <w:t>1:5–7</w:t>
+      </w:r>
       <w:r>
         <w:rPr>
           <w:lang w:val="hi_IN" w:bidi="hi_IN"/>
@@ -7335,18 +7323,12 @@
         </w:rPr>
         <w:t xml:space="preserve"> पतरस द्वारा </w:t>
       </w:r>
-      <w:hyperlink r:id="rId13">
-        <w:r>
-          <w:rPr>
-            <w:lang w:val="hi_IN" w:bidi="hi_IN"/>
-          </w:rPr>
-          <w:rPr>
-            <w:color w:val="0000EE"/>
-            <w:u w:val="single"/>
-          </w:rPr>
-          <w:t>1:5–7</w:t>
-        </w:r>
-      </w:hyperlink>
+      <w:r>
+        <w:rPr>
+          <w:lang w:val="hi_IN" w:bidi="hi_IN"/>
+        </w:rPr>
+        <w:t>1:5–7</w:t>
+      </w:r>
       <w:r>
         <w:rPr>
           <w:lang w:val="hi_IN" w:bidi="hi_IN"/>
@@ -7901,36 +7883,24 @@
         </w:rPr>
         <w:t xml:space="preserve"> शब्द से प्रकट होता है की पतरस एक और कारण देता है की उसके पाठकों को\n</w:t>
       </w:r>
-      <w:hyperlink r:id="rId13">
-        <w:r>
-          <w:rPr>
-            <w:lang w:val="hi_IN" w:bidi="hi_IN"/>
-          </w:rPr>
-          <w:rPr>
-            <w:color w:val="0000EE"/>
-            <w:u w:val="single"/>
-          </w:rPr>
-          <w:t>1:5–7</w:t>
-        </w:r>
-      </w:hyperlink>
+      <w:r>
+        <w:rPr>
+          <w:lang w:val="hi_IN" w:bidi="hi_IN"/>
+        </w:rPr>
+        <w:t>1:5–7</w:t>
+      </w:r>
       <w:r>
         <w:rPr>
           <w:lang w:val="hi_IN" w:bidi="hi_IN"/>
         </w:rPr>
         <w:t xml:space="preserve"> में दी गई आज्ञा का पालन क्यों करना है| पतरस ने </w:t>
       </w:r>
-      <w:hyperlink r:id="rId14">
-        <w:r>
-          <w:rPr>
-            <w:lang w:val="hi_IN" w:bidi="hi_IN"/>
-          </w:rPr>
-          <w:rPr>
-            <w:color w:val="0000EE"/>
-            <w:u w:val="single"/>
-          </w:rPr>
-          <w:t>1:8</w:t>
-        </w:r>
-      </w:hyperlink>
+      <w:r>
+        <w:rPr>
+          <w:lang w:val="hi_IN" w:bidi="hi_IN"/>
+        </w:rPr>
+        <w:t>1:8</w:t>
+      </w:r>
       <w:r>
         <w:rPr>
           <w:lang w:val="hi_IN" w:bidi="hi_IN"/>
@@ -8139,18 +8109,12 @@
         </w:rPr>
         <w:t xml:space="preserve"> पतरस द्वारा \n</w:t>
       </w:r>
-      <w:hyperlink r:id="rId13">
-        <w:r>
-          <w:rPr>
-            <w:lang w:val="hi_IN" w:bidi="hi_IN"/>
-          </w:rPr>
-          <w:rPr>
-            <w:color w:val="0000EE"/>
-            <w:u w:val="single"/>
-          </w:rPr>
-          <w:t>1:5–7</w:t>
-        </w:r>
-      </w:hyperlink>
+      <w:r>
+        <w:rPr>
+          <w:lang w:val="hi_IN" w:bidi="hi_IN"/>
+        </w:rPr>
+        <w:t>1:5–7</w:t>
+      </w:r>
       <w:r>
         <w:rPr>
           <w:lang w:val="hi_IN" w:bidi="hi_IN"/>
@@ -8914,18 +8878,12 @@
         </w:rPr>
         <w:t xml:space="preserve"> के उपयोग द्वारा वर्णन करता है कि उसके द्वारा अभी-अभी कही गई बातों के परिणामस्वरूप उसके पाठकों को क्या करने की आवश्यकता है| वह विशेष करके आज्ञापालन के उन दो कारणों का स्नादार्भ दे रहा है जिनकी चर्चा उसने \n</w:t>
       </w:r>
-      <w:hyperlink r:id="rId15">
-        <w:r>
-          <w:rPr>
-            <w:lang w:val="hi_IN" w:bidi="hi_IN"/>
-          </w:rPr>
-          <w:rPr>
-            <w:color w:val="0000EE"/>
-            <w:u w:val="single"/>
-          </w:rPr>
-          <w:t>1:8–9</w:t>
-        </w:r>
-      </w:hyperlink>
+      <w:r>
+        <w:rPr>
+          <w:lang w:val="hi_IN" w:bidi="hi_IN"/>
+        </w:rPr>
+        <w:t>1:8–9</w:t>
+      </w:r>
       <w:r>
         <w:rPr>
           <w:lang w:val="hi_IN" w:bidi="hi_IN"/>
@@ -9376,18 +9334,12 @@
         </w:rPr>
         <w:t xml:space="preserve"> का सन्दर्भ पूर्वोक्त शब्दों विश्वास, सद्गुण, समझ, संयम, धीरज, भक्ति, भाईचारे की प्रीति, और प्रेम से है जिनकी चर्चा \n</w:t>
       </w:r>
-      <w:hyperlink r:id="rId13">
-        <w:r>
-          <w:rPr>
-            <w:lang w:val="hi_IN" w:bidi="hi_IN"/>
-          </w:rPr>
-          <w:rPr>
-            <w:color w:val="0000EE"/>
-            <w:u w:val="single"/>
-          </w:rPr>
-          <w:t>1:5–7</w:t>
-        </w:r>
-      </w:hyperlink>
+      <w:r>
+        <w:rPr>
+          <w:lang w:val="hi_IN" w:bidi="hi_IN"/>
+        </w:rPr>
+        <w:t>1:5–7</w:t>
+      </w:r>
       <w:r>
         <w:rPr>
           <w:lang w:val="hi_IN" w:bidi="hi_IN"/>
@@ -9779,36 +9731,24 @@
         </w:rPr>
         <w:t xml:space="preserve"> शब्द संकेत देता है की उसके पाठकों को </w:t>
       </w:r>
-      <w:hyperlink r:id="rId13">
-        <w:r>
-          <w:rPr>
-            <w:lang w:val="hi_IN" w:bidi="hi_IN"/>
-          </w:rPr>
-          <w:rPr>
-            <w:color w:val="0000EE"/>
-            <w:u w:val="single"/>
-          </w:rPr>
-          <w:t>1:5–7</w:t>
-        </w:r>
-      </w:hyperlink>
+      <w:r>
+        <w:rPr>
+          <w:lang w:val="hi_IN" w:bidi="hi_IN"/>
+        </w:rPr>
+        <w:t>1:5–7</w:t>
+      </w:r>
       <w:r>
         <w:rPr>
           <w:lang w:val="hi_IN" w:bidi="hi_IN"/>
         </w:rPr>
         <w:t xml:space="preserve"> और </w:t>
       </w:r>
-      <w:hyperlink r:id="rId16">
-        <w:r>
-          <w:rPr>
-            <w:lang w:val="hi_IN" w:bidi="hi_IN"/>
-          </w:rPr>
-          <w:rPr>
-            <w:color w:val="0000EE"/>
-            <w:u w:val="single"/>
-          </w:rPr>
-          <w:t>1:10</w:t>
-        </w:r>
-      </w:hyperlink>
+      <w:r>
+        <w:rPr>
+          <w:lang w:val="hi_IN" w:bidi="hi_IN"/>
+        </w:rPr>
+        <w:t>1:10</w:t>
+      </w:r>
       <w:r>
         <w:rPr>
           <w:lang w:val="hi_IN" w:bidi="hi_IN"/>
@@ -9926,18 +9866,12 @@
         </w:rPr>
         <w:t xml:space="preserve"> का सन्दर्भ </w:t>
       </w:r>
-      <w:hyperlink r:id="rId13">
-        <w:r>
-          <w:rPr>
-            <w:lang w:val="hi_IN" w:bidi="hi_IN"/>
-          </w:rPr>
-          <w:rPr>
-            <w:color w:val="0000EE"/>
-            <w:u w:val="single"/>
-          </w:rPr>
-          <w:t>1:5–7</w:t>
-        </w:r>
-      </w:hyperlink>
+      <w:r>
+        <w:rPr>
+          <w:lang w:val="hi_IN" w:bidi="hi_IN"/>
+        </w:rPr>
+        <w:t>1:5–7</w:t>
+      </w:r>
       <w:r>
         <w:rPr>
           <w:lang w:val="hi_IN" w:bidi="hi_IN"/>
@@ -10244,36 +10178,24 @@
         </w:rPr>
         <w:t xml:space="preserve"> शब्द के उपयोग द्वारा अपने पत्र के उद्देश्य का समावेश कराता है| अपने पाठकों को </w:t>
       </w:r>
-      <w:hyperlink r:id="rId17">
-        <w:r>
-          <w:rPr>
-            <w:lang w:val="hi_IN" w:bidi="hi_IN"/>
-          </w:rPr>
-          <w:rPr>
-            <w:color w:val="0000EE"/>
-            <w:u w:val="single"/>
-          </w:rPr>
-          <w:t>1:5–10</w:t>
-        </w:r>
-      </w:hyperlink>
+      <w:r>
+        <w:rPr>
+          <w:lang w:val="hi_IN" w:bidi="hi_IN"/>
+        </w:rPr>
+        <w:t>1:5–10</w:t>
+      </w:r>
       <w:r>
         <w:rPr>
           <w:lang w:val="hi_IN" w:bidi="hi_IN"/>
         </w:rPr>
         <w:t xml:space="preserve"> में उल्लिखित अपनी प्रत्येक बात के पालान हेतु प्रोत्साहित करने के लिए वरन </w:t>
       </w:r>
-      <w:hyperlink r:id="rId18">
-        <w:r>
-          <w:rPr>
-            <w:lang w:val="hi_IN" w:bidi="hi_IN"/>
-          </w:rPr>
-          <w:rPr>
-            <w:color w:val="0000EE"/>
-            <w:u w:val="single"/>
-          </w:rPr>
-          <w:t>1:11</w:t>
-        </w:r>
-      </w:hyperlink>
+      <w:r>
+        <w:rPr>
+          <w:lang w:val="hi_IN" w:bidi="hi_IN"/>
+        </w:rPr>
+        <w:t>1:11</w:t>
+      </w:r>
       <w:r>
         <w:rPr>
           <w:lang w:val="hi_IN" w:bidi="hi_IN"/>
@@ -10371,18 +10293,12 @@
         </w:rPr>
         <w:t xml:space="preserve"> पिछले पदों, </w:t>
       </w:r>
-      <w:hyperlink r:id="rId13">
-        <w:r>
-          <w:rPr>
-            <w:lang w:val="hi_IN" w:bidi="hi_IN"/>
-          </w:rPr>
-          <w:rPr>
-            <w:color w:val="0000EE"/>
-            <w:u w:val="single"/>
-          </w:rPr>
-          <w:t>1:5–7</w:t>
-        </w:r>
-      </w:hyperlink>
+      <w:r>
+        <w:rPr>
+          <w:lang w:val="hi_IN" w:bidi="hi_IN"/>
+        </w:rPr>
+        <w:t>1:5–7</w:t>
+      </w:r>
       <w:r>
         <w:rPr>
           <w:lang w:val="hi_IN" w:bidi="hi_IN"/>
@@ -11459,18 +11375,12 @@
         </w:rPr>
         <w:t>"इस उपवाक्य में पतरस कारण दे रहा है कि वह इस पत्र में उनको अपने पाठकों को सैद्धांतिक सत्यों- विश्वास, सद्गुण, समझ, संयम, धीरज, भक्ति, भाईचारे की प्रीति, और प्रेम, जिनकी चर्चा \n</w:t>
       </w:r>
-      <w:hyperlink r:id="rId13">
-        <w:r>
-          <w:rPr>
-            <w:lang w:val="hi_IN" w:bidi="hi_IN"/>
-          </w:rPr>
-          <w:rPr>
-            <w:color w:val="0000EE"/>
-            <w:u w:val="single"/>
-          </w:rPr>
-          <w:t>1:5–7</w:t>
-        </w:r>
-      </w:hyperlink>
+      <w:r>
+        <w:rPr>
+          <w:lang w:val="hi_IN" w:bidi="hi_IN"/>
+        </w:rPr>
+        <w:t>1:5–7</w:t>
+      </w:r>
       <w:r>
         <w:rPr>
           <w:lang w:val="hi_IN" w:bidi="hi_IN"/>
@@ -12149,18 +12059,12 @@
         </w:rPr>
         <w:t xml:space="preserve"> शब्द का सन्दर्भ पतरस द्वारा पिछले पदों में उल्लिखित बातों से है, विशेष करके पतरस द्वारा \n</w:t>
       </w:r>
-      <w:hyperlink r:id="rId13">
-        <w:r>
-          <w:rPr>
-            <w:lang w:val="hi_IN" w:bidi="hi_IN"/>
-          </w:rPr>
-          <w:rPr>
-            <w:color w:val="0000EE"/>
-            <w:u w:val="single"/>
-          </w:rPr>
-          <w:t>1:5–7</w:t>
-        </w:r>
-      </w:hyperlink>
+      <w:r>
+        <w:rPr>
+          <w:lang w:val="hi_IN" w:bidi="hi_IN"/>
+        </w:rPr>
+        <w:t>1:5–7</w:t>
+      </w:r>
       <w:r>
         <w:rPr>
           <w:lang w:val="hi_IN" w:bidi="hi_IN"/>
@@ -12369,36 +12273,24 @@
         </w:rPr>
         <w:t xml:space="preserve"> से संकेत मिलता है कि पतरस </w:t>
       </w:r>
-      <w:hyperlink r:id="rId19">
-        <w:r>
-          <w:rPr>
-            <w:lang w:val="hi_IN" w:bidi="hi_IN"/>
-          </w:rPr>
-          <w:rPr>
-            <w:color w:val="0000EE"/>
-            <w:u w:val="single"/>
-          </w:rPr>
-          <w:t>1:16–21</w:t>
-        </w:r>
-      </w:hyperlink>
+      <w:r>
+        <w:rPr>
+          <w:lang w:val="hi_IN" w:bidi="hi_IN"/>
+        </w:rPr>
+        <w:t>1:16–21</w:t>
+      </w:r>
       <w:r>
         <w:rPr>
           <w:lang w:val="hi_IN" w:bidi="hi_IN"/>
         </w:rPr>
         <w:t xml:space="preserve"> में कहता है कि उनको ""इन बातों"" का जिनका उल्लेख \n</w:t>
       </w:r>
-      <w:hyperlink r:id="rId13">
-        <w:r>
-          <w:rPr>
-            <w:lang w:val="hi_IN" w:bidi="hi_IN"/>
-          </w:rPr>
-          <w:rPr>
-            <w:color w:val="0000EE"/>
-            <w:u w:val="single"/>
-          </w:rPr>
-          <w:t>1:5–7</w:t>
-        </w:r>
-      </w:hyperlink>
+      <w:r>
+        <w:rPr>
+          <w:lang w:val="hi_IN" w:bidi="hi_IN"/>
+        </w:rPr>
+        <w:t>1:5–7</w:t>
+      </w:r>
       <w:r>
         <w:rPr>
           <w:lang w:val="hi_IN" w:bidi="hi_IN"/>
@@ -13227,18 +13119,12 @@
         </w:rPr>
         <w:t xml:space="preserve"> शब्द से संकेत मिलता है कि जो \n</w:t>
       </w:r>
-      <w:hyperlink r:id="rId20">
-        <w:r>
-          <w:rPr>
-            <w:lang w:val="hi_IN" w:bidi="hi_IN"/>
-          </w:rPr>
-          <w:rPr>
-            <w:color w:val="0000EE"/>
-            <w:u w:val="single"/>
-          </w:rPr>
-          <w:t>1:17–18</w:t>
-        </w:r>
-      </w:hyperlink>
+      <w:r>
+        <w:rPr>
+          <w:lang w:val="hi_IN" w:bidi="hi_IN"/>
+        </w:rPr>
+        <w:t>1:17–18</w:t>
+      </w:r>
       <w:r>
         <w:rPr>
           <w:lang w:val="hi_IN" w:bidi="hi_IN"/>
@@ -14772,18 +14658,12 @@
         </w:rPr>
         <w:t xml:space="preserve"> किया गया है, उसका सन्दर्भ हो सकता है: (1) जो बात अत्यधिक विश्वसनीय है| इस प्रकरण में, पतरस \n\n </w:t>
       </w:r>
-      <w:hyperlink r:id="rId21">
-        <w:r>
-          <w:rPr>
-            <w:lang w:val="hi_IN" w:bidi="hi_IN"/>
-          </w:rPr>
-          <w:rPr>
-            <w:color w:val="0000EE"/>
-            <w:u w:val="single"/>
-          </w:rPr>
-          <w:t>1:18–19</w:t>
-        </w:r>
-      </w:hyperlink>
+      <w:r>
+        <w:rPr>
+          <w:lang w:val="hi_IN" w:bidi="hi_IN"/>
+        </w:rPr>
+        <w:t>1:18–19</w:t>
+      </w:r>
       <w:r>
         <w:rPr>
           <w:lang w:val="hi_IN" w:bidi="hi_IN"/>
@@ -19604,18 +19484,12 @@
         </w:rPr>
         <w:t xml:space="preserve"> शब्द झूठे शिक्षकों के सन्दर्भ में है जिनका समावेश </w:t>
       </w:r>
-      <w:hyperlink r:id="rId22">
-        <w:r>
-          <w:rPr>
-            <w:lang w:val="hi_IN" w:bidi="hi_IN"/>
-          </w:rPr>
-          <w:rPr>
-            <w:color w:val="0000EE"/>
-            <w:u w:val="single"/>
-          </w:rPr>
-          <w:t>2:1</w:t>
-        </w:r>
-      </w:hyperlink>
+      <w:r>
+        <w:rPr>
+          <w:lang w:val="hi_IN" w:bidi="hi_IN"/>
+        </w:rPr>
+        <w:t>2:1</w:t>
+      </w:r>
       <w:r>
         <w:rPr>
           <w:lang w:val="hi_IN" w:bidi="hi_IN"/>
@@ -19733,18 +19607,12 @@
         </w:rPr>
         <w:t xml:space="preserve"> शब्द का सन्दर्भ झूठे शिक्षकों से है जिनका समावेश \n</w:t>
       </w:r>
-      <w:hyperlink r:id="rId22">
-        <w:r>
-          <w:rPr>
-            <w:lang w:val="hi_IN" w:bidi="hi_IN"/>
-          </w:rPr>
-          <w:rPr>
-            <w:color w:val="0000EE"/>
-            <w:u w:val="single"/>
-          </w:rPr>
-          <w:t>2:1</w:t>
-        </w:r>
-      </w:hyperlink>
+      <w:r>
+        <w:rPr>
+          <w:lang w:val="hi_IN" w:bidi="hi_IN"/>
+        </w:rPr>
+        <w:t>2:1</w:t>
+      </w:r>
       <w:r>
         <w:rPr>
           <w:lang w:val="hi_IN" w:bidi="hi_IN"/>
@@ -20534,36 +20402,24 @@
         </w:rPr>
         <w:t xml:space="preserve"> शब्द से संकेत मिलता है की यह शर्त आधारित वाक्य का आरम्भ है जो </w:t>
       </w:r>
-      <w:hyperlink r:id="rId23">
-        <w:r>
-          <w:rPr>
-            <w:lang w:val="hi_IN" w:bidi="hi_IN"/>
-          </w:rPr>
-          <w:rPr>
-            <w:color w:val="0000EE"/>
-            <w:u w:val="single"/>
-          </w:rPr>
-          <w:t>2:4</w:t>
-        </w:r>
-      </w:hyperlink>
+      <w:r>
+        <w:rPr>
+          <w:lang w:val="hi_IN" w:bidi="hi_IN"/>
+        </w:rPr>
+        <w:t>2:4</w:t>
+      </w:r>
       <w:r>
         <w:rPr>
           <w:lang w:val="hi_IN" w:bidi="hi_IN"/>
         </w:rPr>
         <w:t xml:space="preserve"> से </w:t>
       </w:r>
-      <w:hyperlink r:id="rId24">
-        <w:r>
-          <w:rPr>
-            <w:lang w:val="hi_IN" w:bidi="hi_IN"/>
-          </w:rPr>
-          <w:rPr>
-            <w:color w:val="0000EE"/>
-            <w:u w:val="single"/>
-          </w:rPr>
-          <w:t>2:10</w:t>
-        </w:r>
-      </w:hyperlink>
+      <w:r>
+        <w:rPr>
+          <w:lang w:val="hi_IN" w:bidi="hi_IN"/>
+        </w:rPr>
+        <w:t>2:10</w:t>
+      </w:r>
       <w:r>
         <w:rPr>
           <w:lang w:val="hi_IN" w:bidi="hi_IN"/>
@@ -21764,36 +21620,24 @@
         </w:rPr>
         <w:t xml:space="preserve"> शब्द से उस शर्त आधारित वाक्य में दुसरी शर्त के आरम्भ का संकेत मिलता है| इस वाक्य का आरम्भ \n</w:t>
       </w:r>
-      <w:hyperlink r:id="rId23">
-        <w:r>
-          <w:rPr>
-            <w:lang w:val="hi_IN" w:bidi="hi_IN"/>
-          </w:rPr>
-          <w:rPr>
-            <w:color w:val="0000EE"/>
-            <w:u w:val="single"/>
-          </w:rPr>
-          <w:t>2:4</w:t>
-        </w:r>
-      </w:hyperlink>
+      <w:r>
+        <w:rPr>
+          <w:lang w:val="hi_IN" w:bidi="hi_IN"/>
+        </w:rPr>
+        <w:t>2:4</w:t>
+      </w:r>
       <w:r>
         <w:rPr>
           <w:lang w:val="hi_IN" w:bidi="hi_IN"/>
         </w:rPr>
         <w:t xml:space="preserve"> में हुआ और </w:t>
       </w:r>
-      <w:hyperlink r:id="rId24">
-        <w:r>
-          <w:rPr>
-            <w:lang w:val="hi_IN" w:bidi="hi_IN"/>
-          </w:rPr>
-          <w:rPr>
-            <w:color w:val="0000EE"/>
-            <w:u w:val="single"/>
-          </w:rPr>
-          <w:t>2:10</w:t>
-        </w:r>
-      </w:hyperlink>
+      <w:r>
+        <w:rPr>
+          <w:lang w:val="hi_IN" w:bidi="hi_IN"/>
+        </w:rPr>
+        <w:t>2:10</w:t>
+      </w:r>
       <w:r>
         <w:rPr>
           <w:lang w:val="hi_IN" w:bidi="hi_IN"/>
@@ -22009,18 +21853,12 @@
         </w:rPr>
         <w:t xml:space="preserve">"जैसा </w:t>
       </w:r>
-      <w:hyperlink r:id="rId23">
-        <w:r>
-          <w:rPr>
-            <w:lang w:val="hi_IN" w:bidi="hi_IN"/>
-          </w:rPr>
-          <w:rPr>
-            <w:color w:val="0000EE"/>
-            <w:u w:val="single"/>
-          </w:rPr>
-          <w:t>2:4</w:t>
-        </w:r>
-      </w:hyperlink>
+      <w:r>
+        <w:rPr>
+          <w:lang w:val="hi_IN" w:bidi="hi_IN"/>
+        </w:rPr>
+        <w:t>2:4</w:t>
+      </w:r>
       <w:r>
         <w:rPr>
           <w:lang w:val="hi_IN" w:bidi="hi_IN"/>
@@ -22829,36 +22667,24 @@
         </w:rPr>
         <w:t xml:space="preserve"> शब्द, </w:t>
       </w:r>
-      <w:hyperlink r:id="rId23">
-        <w:r>
-          <w:rPr>
-            <w:lang w:val="hi_IN" w:bidi="hi_IN"/>
-          </w:rPr>
-          <w:rPr>
-            <w:color w:val="0000EE"/>
-            <w:u w:val="single"/>
-          </w:rPr>
-          <w:t>2:4</w:t>
-        </w:r>
-      </w:hyperlink>
+      <w:r>
+        <w:rPr>
+          <w:lang w:val="hi_IN" w:bidi="hi_IN"/>
+        </w:rPr>
+        <w:t>2:4</w:t>
+      </w:r>
       <w:r>
         <w:rPr>
           <w:lang w:val="hi_IN" w:bidi="hi_IN"/>
         </w:rPr>
         <w:t xml:space="preserve"> से आरम्भ हो कर </w:t>
       </w:r>
-      <w:hyperlink r:id="rId24">
-        <w:r>
-          <w:rPr>
-            <w:lang w:val="hi_IN" w:bidi="hi_IN"/>
-          </w:rPr>
-          <w:rPr>
-            <w:color w:val="0000EE"/>
-            <w:u w:val="single"/>
-          </w:rPr>
-          <w:t>2:10</w:t>
-        </w:r>
-      </w:hyperlink>
+      <w:r>
+        <w:rPr>
+          <w:lang w:val="hi_IN" w:bidi="hi_IN"/>
+        </w:rPr>
+        <w:t>2:10</w:t>
+      </w:r>
       <w:r>
         <w:rPr>
           <w:lang w:val="hi_IN" w:bidi="hi_IN"/>
@@ -23576,36 +23402,24 @@
         </w:rPr>
         <w:t xml:space="preserve"> शब्द इस शर्त आधारित वाक्य की चौथी शर्त का आरम्भ दर्शाता है जो \n </w:t>
       </w:r>
-      <w:hyperlink r:id="rId23">
-        <w:r>
-          <w:rPr>
-            <w:lang w:val="hi_IN" w:bidi="hi_IN"/>
-          </w:rPr>
-          <w:rPr>
-            <w:color w:val="0000EE"/>
-            <w:u w:val="single"/>
-          </w:rPr>
-          <w:t>2:4</w:t>
-        </w:r>
-      </w:hyperlink>
+      <w:r>
+        <w:rPr>
+          <w:lang w:val="hi_IN" w:bidi="hi_IN"/>
+        </w:rPr>
+        <w:t>2:4</w:t>
+      </w:r>
       <w:r>
         <w:rPr>
           <w:lang w:val="hi_IN" w:bidi="hi_IN"/>
         </w:rPr>
         <w:t xml:space="preserve"> से </w:t>
       </w:r>
-      <w:hyperlink r:id="rId24">
-        <w:r>
-          <w:rPr>
-            <w:lang w:val="hi_IN" w:bidi="hi_IN"/>
-          </w:rPr>
-          <w:rPr>
-            <w:color w:val="0000EE"/>
-            <w:u w:val="single"/>
-          </w:rPr>
-          <w:t>2:10</w:t>
-        </w:r>
-      </w:hyperlink>
+      <w:r>
+        <w:rPr>
+          <w:lang w:val="hi_IN" w:bidi="hi_IN"/>
+        </w:rPr>
+        <w:t>2:10</w:t>
+      </w:r>
       <w:r>
         <w:rPr>
           <w:lang w:val="hi_IN" w:bidi="hi_IN"/>
@@ -24362,18 +24176,12 @@
         </w:rPr>
         <w:t xml:space="preserve"> का अनुवाद विशेषण शब्द से कर सकते हैं| देखें कि आपने इसके बहुवचन रूप का अनुवाद </w:t>
       </w:r>
-      <w:hyperlink r:id="rId25">
-        <w:r>
-          <w:rPr>
-            <w:lang w:val="hi_IN" w:bidi="hi_IN"/>
-          </w:rPr>
-          <w:rPr>
-            <w:color w:val="0000EE"/>
-            <w:u w:val="single"/>
-          </w:rPr>
-          <w:t>2:2</w:t>
-        </w:r>
-      </w:hyperlink>
+      <w:r>
+        <w:rPr>
+          <w:lang w:val="hi_IN" w:bidi="hi_IN"/>
+        </w:rPr>
+        <w:t>2:2</w:t>
+      </w:r>
       <w:r>
         <w:rPr>
           <w:lang w:val="hi_IN" w:bidi="hi_IN"/>
@@ -25397,72 +25205,48 @@
         </w:rPr>
         <w:t xml:space="preserve">"यह पद और अग्रिम पद उस शर्त आधारित वाक्य का समापन हैं जिसका आरंभ </w:t>
       </w:r>
-      <w:hyperlink r:id="rId23">
-        <w:r>
-          <w:rPr>
-            <w:lang w:val="hi_IN" w:bidi="hi_IN"/>
-          </w:rPr>
-          <w:rPr>
-            <w:color w:val="0000EE"/>
-            <w:u w:val="single"/>
-          </w:rPr>
-          <w:t>2:4</w:t>
-        </w:r>
-      </w:hyperlink>
+      <w:r>
+        <w:rPr>
+          <w:lang w:val="hi_IN" w:bidi="hi_IN"/>
+        </w:rPr>
+        <w:t>2:4</w:t>
+      </w:r>
       <w:r>
         <w:rPr>
           <w:lang w:val="hi_IN" w:bidi="hi_IN"/>
         </w:rPr>
         <w:t xml:space="preserve"> में हुआ और </w:t>
       </w:r>
-      <w:hyperlink r:id="rId24">
-        <w:r>
-          <w:rPr>
-            <w:lang w:val="hi_IN" w:bidi="hi_IN"/>
-          </w:rPr>
-          <w:rPr>
-            <w:color w:val="0000EE"/>
-            <w:u w:val="single"/>
-          </w:rPr>
-          <w:t>2:10</w:t>
-        </w:r>
-      </w:hyperlink>
+      <w:r>
+        <w:rPr>
+          <w:lang w:val="hi_IN" w:bidi="hi_IN"/>
+        </w:rPr>
+        <w:t>2:10</w:t>
+      </w:r>
       <w:r>
         <w:rPr>
           <w:lang w:val="hi_IN" w:bidi="hi_IN"/>
         </w:rPr>
         <w:t xml:space="preserve"> में समापन हुआ| पतरस पूर्वोक्त शर्तों के सच होने का परिणाम प्रकट कर रहा है| यदि आपने </w:t>
       </w:r>
-      <w:hyperlink r:id="rId26">
-        <w:r>
-          <w:rPr>
-            <w:lang w:val="hi_IN" w:bidi="hi_IN"/>
-          </w:rPr>
-          <w:rPr>
-            <w:color w:val="0000EE"/>
-            <w:u w:val="single"/>
-          </w:rPr>
-          <w:t>2:4–10</w:t>
-        </w:r>
-      </w:hyperlink>
+      <w:r>
+        <w:rPr>
+          <w:lang w:val="hi_IN" w:bidi="hi_IN"/>
+        </w:rPr>
+        <w:t>2:4–10</w:t>
+      </w:r>
       <w:r>
         <w:rPr>
           <w:lang w:val="hi_IN" w:bidi="hi_IN"/>
         </w:rPr>
         <w:t xml:space="preserve"> को एक पृथक वाक्य बनाया है तो आपको संकेत देने की आवश्यकता होगी कि </w:t>
       </w:r>
-      <w:hyperlink r:id="rId27">
-        <w:r>
-          <w:rPr>
-            <w:lang w:val="hi_IN" w:bidi="hi_IN"/>
-          </w:rPr>
-          <w:rPr>
-            <w:color w:val="0000EE"/>
-            <w:u w:val="single"/>
-          </w:rPr>
-          <w:t>2:9</w:t>
-        </w:r>
-      </w:hyperlink>
+      <w:r>
+        <w:rPr>
+          <w:lang w:val="hi_IN" w:bidi="hi_IN"/>
+        </w:rPr>
+        <w:t>2:9</w:t>
+      </w:r>
       <w:r>
         <w:rPr>
           <w:lang w:val="hi_IN" w:bidi="hi_IN"/>
@@ -26975,18 +26759,12 @@
         </w:rPr>
         <w:t xml:space="preserve"> के द्वारा इस अध्याय में दूसरे भाग के आरम्भ का संकेत दिया गया है जिसका विस्तार </w:t>
       </w:r>
-      <w:hyperlink r:id="rId28">
-        <w:r>
-          <w:rPr>
-            <w:lang w:val="hi_IN" w:bidi="hi_IN"/>
-          </w:rPr>
-          <w:rPr>
-            <w:color w:val="0000EE"/>
-            <w:u w:val="single"/>
-          </w:rPr>
-          <w:t>2:22</w:t>
-        </w:r>
-      </w:hyperlink>
+      <w:r>
+        <w:rPr>
+          <w:lang w:val="hi_IN" w:bidi="hi_IN"/>
+        </w:rPr>
+        <w:t>2:22</w:t>
+      </w:r>
       <w:r>
         <w:rPr>
           <w:lang w:val="hi_IN" w:bidi="hi_IN"/>
@@ -27299,18 +27077,12 @@
         </w:rPr>
         <w:t xml:space="preserve"> शब्द उन झूठे शिक्षकों के सन्दर्भ में है जिनकी चर्चा पतरस ने\n\n </w:t>
       </w:r>
-      <w:hyperlink r:id="rId22">
-        <w:r>
-          <w:rPr>
-            <w:lang w:val="hi_IN" w:bidi="hi_IN"/>
-          </w:rPr>
-          <w:rPr>
-            <w:color w:val="0000EE"/>
-            <w:u w:val="single"/>
-          </w:rPr>
-          <w:t>2:1</w:t>
-        </w:r>
-      </w:hyperlink>
+      <w:r>
+        <w:rPr>
+          <w:lang w:val="hi_IN" w:bidi="hi_IN"/>
+        </w:rPr>
+        <w:t>2:1</w:t>
+      </w:r>
       <w:r>
         <w:rPr>
           <w:lang w:val="hi_IN" w:bidi="hi_IN"/>
@@ -28001,18 +27773,12 @@
         </w:rPr>
         <w:t xml:space="preserve"> शब्द </w:t>
       </w:r>
-      <w:hyperlink r:id="rId22">
-        <w:r>
-          <w:rPr>
-            <w:lang w:val="hi_IN" w:bidi="hi_IN"/>
-          </w:rPr>
-          <w:rPr>
-            <w:color w:val="0000EE"/>
-            <w:u w:val="single"/>
-          </w:rPr>
-          <w:t>2:1</w:t>
-        </w:r>
-      </w:hyperlink>
+      <w:r>
+        <w:rPr>
+          <w:lang w:val="hi_IN" w:bidi="hi_IN"/>
+        </w:rPr>
+        <w:t>2:1</w:t>
+      </w:r>
       <w:r>
         <w:rPr>
           <w:lang w:val="hi_IN" w:bidi="hi_IN"/>
@@ -31476,18 +31242,12 @@
         </w:rPr>
         <w:t xml:space="preserve"> का सन्दर्भ उस जीवन शैली से है जो न्यायोचित है और प्रभु को प्रसन्न करने वाली है| संभवतः पतरस मसीही विश्वास के सन्दर्भ में भी इसको काम में ले रहा है, जैसा \n</w:t>
       </w:r>
-      <w:hyperlink r:id="rId25">
-        <w:r>
-          <w:rPr>
-            <w:lang w:val="hi_IN" w:bidi="hi_IN"/>
-          </w:rPr>
-          <w:rPr>
-            <w:color w:val="0000EE"/>
-            <w:u w:val="single"/>
-          </w:rPr>
-          <w:t>2:2</w:t>
-        </w:r>
-      </w:hyperlink>
+      <w:r>
+        <w:rPr>
+          <w:lang w:val="hi_IN" w:bidi="hi_IN"/>
+        </w:rPr>
+        <w:t>2:2</w:t>
+      </w:r>
       <w:r>
         <w:rPr>
           <w:lang w:val="hi_IN" w:bidi="hi_IN"/>
@@ -33146,18 +32906,12 @@
         </w:rPr>
         <w:t xml:space="preserve"> अर्थात झूठे शिक्षक जिनकी चर्चा \n</w:t>
       </w:r>
-      <w:hyperlink r:id="rId22">
-        <w:r>
-          <w:rPr>
-            <w:lang w:val="hi_IN" w:bidi="hi_IN"/>
-          </w:rPr>
-          <w:rPr>
-            <w:color w:val="0000EE"/>
-            <w:u w:val="single"/>
-          </w:rPr>
-          <w:t>2:1</w:t>
-        </w:r>
-      </w:hyperlink>
+      <w:r>
+        <w:rPr>
+          <w:lang w:val="hi_IN" w:bidi="hi_IN"/>
+        </w:rPr>
+        <w:t>2:1</w:t>
+      </w:r>
       <w:r>
         <w:rPr>
           <w:lang w:val="hi_IN" w:bidi="hi_IN"/>
@@ -34384,18 +34138,12 @@
         </w:rPr>
         <w:t xml:space="preserve"> सर्वनाम शब्द उन झूठे शिक्षकों के सन्दर्भ में है जिनकी चर्चा \n</w:t>
       </w:r>
-      <w:hyperlink r:id="rId22">
-        <w:r>
-          <w:rPr>
-            <w:lang w:val="hi_IN" w:bidi="hi_IN"/>
-          </w:rPr>
-          <w:rPr>
-            <w:color w:val="0000EE"/>
-            <w:u w:val="single"/>
-          </w:rPr>
-          <w:t>2:1</w:t>
-        </w:r>
-      </w:hyperlink>
+      <w:r>
+        <w:rPr>
+          <w:lang w:val="hi_IN" w:bidi="hi_IN"/>
+        </w:rPr>
+        <w:t>2:1</w:t>
+      </w:r>
       <w:r>
         <w:rPr>
           <w:lang w:val="hi_IN" w:bidi="hi_IN"/>
@@ -34604,18 +34352,12 @@
         </w:rPr>
         <w:t xml:space="preserve"> का सन्दर्भ उन अनैतिक यौनाचार के कामों से है जिनमें संयम की कमी होती है| देखें कि आपने इस शब्द का अनुवाद </w:t>
       </w:r>
-      <w:hyperlink r:id="rId25">
-        <w:r>
-          <w:rPr>
-            <w:lang w:val="hi_IN" w:bidi="hi_IN"/>
-          </w:rPr>
-          <w:rPr>
-            <w:color w:val="0000EE"/>
-            <w:u w:val="single"/>
-          </w:rPr>
-          <w:t>2:2</w:t>
-        </w:r>
-      </w:hyperlink>
+      <w:r>
+        <w:rPr>
+          <w:lang w:val="hi_IN" w:bidi="hi_IN"/>
+        </w:rPr>
+        <w:t>2:2</w:t>
+      </w:r>
       <w:r>
         <w:rPr>
           <w:lang w:val="hi_IN" w:bidi="hi_IN"/>
@@ -35861,18 +35603,12 @@
         </w:rPr>
         <w:t>"उसी रूपक के प्रयोग द्वारा जो \n</w:t>
       </w:r>
-      <w:hyperlink r:id="rId29">
-        <w:r>
-          <w:rPr>
-            <w:lang w:val="hi_IN" w:bidi="hi_IN"/>
-          </w:rPr>
-          <w:rPr>
-            <w:color w:val="0000EE"/>
-            <w:u w:val="single"/>
-          </w:rPr>
-          <w:t>2:18</w:t>
-        </w:r>
-      </w:hyperlink>
+      <w:r>
+        <w:rPr>
+          <w:lang w:val="hi_IN" w:bidi="hi_IN"/>
+        </w:rPr>
+        <w:t>2:18</w:t>
+      </w:r>
       <w:r>
         <w:rPr>
           <w:lang w:val="hi_IN" w:bidi="hi_IN"/>
@@ -36238,18 +35974,12 @@
         </w:rPr>
         <w:t xml:space="preserve"> में निहित विचार का अनुवाद क्रिया पदबंध के द्वारा भी कर सकते हैं| देखें कि आपने एक ऐसे ही वाक्यांश का अनुवाद \n</w:t>
       </w:r>
-      <w:hyperlink r:id="rId30">
-        <w:r>
-          <w:rPr>
-            <w:lang w:val="hi_IN" w:bidi="hi_IN"/>
-          </w:rPr>
-          <w:rPr>
-            <w:color w:val="0000EE"/>
-            <w:u w:val="single"/>
-          </w:rPr>
-          <w:t>1:2</w:t>
-        </w:r>
-      </w:hyperlink>
+      <w:r>
+        <w:rPr>
+          <w:lang w:val="hi_IN" w:bidi="hi_IN"/>
+        </w:rPr>
+        <w:t>1:2</w:t>
+      </w:r>
       <w:r>
         <w:rPr>
           <w:lang w:val="hi_IN" w:bidi="hi_IN"/>
@@ -36837,36 +36567,24 @@
         </w:rPr>
         <w:t xml:space="preserve"> झूठे शिक्षकों के सन्दर्भ में है जिनकी चर्चा </w:t>
       </w:r>
-      <w:hyperlink r:id="rId22">
-        <w:r>
-          <w:rPr>
-            <w:lang w:val="hi_IN" w:bidi="hi_IN"/>
-          </w:rPr>
-          <w:rPr>
-            <w:color w:val="0000EE"/>
-            <w:u w:val="single"/>
-          </w:rPr>
-          <w:t>2:1</w:t>
-        </w:r>
-      </w:hyperlink>
+      <w:r>
+        <w:rPr>
+          <w:lang w:val="hi_IN" w:bidi="hi_IN"/>
+        </w:rPr>
+        <w:t>2:1</w:t>
+      </w:r>
       <w:r>
         <w:rPr>
           <w:lang w:val="hi_IN" w:bidi="hi_IN"/>
         </w:rPr>
         <w:t xml:space="preserve"> में की गई है और </w:t>
       </w:r>
-      <w:hyperlink r:id="rId31">
-        <w:r>
-          <w:rPr>
-            <w:lang w:val="hi_IN" w:bidi="hi_IN"/>
-          </w:rPr>
-          <w:rPr>
-            <w:color w:val="0000EE"/>
-            <w:u w:val="single"/>
-          </w:rPr>
-          <w:t>2:12–19</w:t>
-        </w:r>
-      </w:hyperlink>
+      <w:r>
+        <w:rPr>
+          <w:lang w:val="hi_IN" w:bidi="hi_IN"/>
+        </w:rPr>
+        <w:t>2:12–19</w:t>
+      </w:r>
       <w:r>
         <w:rPr>
           <w:lang w:val="hi_IN" w:bidi="hi_IN"/>
@@ -37192,18 +36910,12 @@
         </w:rPr>
         <w:t xml:space="preserve"> का सन्दर्भ झूठे शिक्षकों से है जिनका वर्णन\n</w:t>
       </w:r>
-      <w:hyperlink r:id="rId22">
-        <w:r>
-          <w:rPr>
-            <w:lang w:val="hi_IN" w:bidi="hi_IN"/>
-          </w:rPr>
-          <w:rPr>
-            <w:color w:val="0000EE"/>
-            <w:u w:val="single"/>
-          </w:rPr>
-          <w:t>2:1</w:t>
-        </w:r>
-      </w:hyperlink>
+      <w:r>
+        <w:rPr>
+          <w:lang w:val="hi_IN" w:bidi="hi_IN"/>
+        </w:rPr>
+        <w:t>2:1</w:t>
+      </w:r>
       <w:r>
         <w:rPr>
           <w:lang w:val="hi_IN" w:bidi="hi_IN"/>
@@ -37445,36 +37157,24 @@
         </w:rPr>
         <w:t xml:space="preserve"> या पथ शब्द काम में लेता है| को इस वाक्यांश का सन्दर्भ न्यायोचि और प्रभु को प्रसन्न करने वाली जीवन शैली से है| पतरस संभवतः इसका उपयोग विशेष करके मसीही विश्वास के सन्दर्भ में भी करता है, जैसे उसने </w:t>
       </w:r>
-      <w:hyperlink r:id="rId25">
-        <w:r>
-          <w:rPr>
-            <w:lang w:val="hi_IN" w:bidi="hi_IN"/>
-          </w:rPr>
-          <w:rPr>
-            <w:color w:val="0000EE"/>
-            <w:u w:val="single"/>
-          </w:rPr>
-          <w:t>2:2</w:t>
-        </w:r>
-      </w:hyperlink>
+      <w:r>
+        <w:rPr>
+          <w:lang w:val="hi_IN" w:bidi="hi_IN"/>
+        </w:rPr>
+        <w:t>2:2</w:t>
+      </w:r>
       <w:r>
         <w:rPr>
           <w:lang w:val="hi_IN" w:bidi="hi_IN"/>
         </w:rPr>
         <w:t xml:space="preserve"> में ""सत्य के मार्ग"" और </w:t>
       </w:r>
-      <w:hyperlink r:id="rId32">
-        <w:r>
-          <w:rPr>
-            <w:lang w:val="hi_IN" w:bidi="hi_IN"/>
-          </w:rPr>
-          <w:rPr>
-            <w:color w:val="0000EE"/>
-            <w:u w:val="single"/>
-          </w:rPr>
-          <w:t>2:15</w:t>
-        </w:r>
-      </w:hyperlink>
+      <w:r>
+        <w:rPr>
+          <w:lang w:val="hi_IN" w:bidi="hi_IN"/>
+        </w:rPr>
+        <w:t>2:15</w:t>
+      </w:r>
       <w:r>
         <w:rPr>
           <w:lang w:val="hi_IN" w:bidi="hi_IN"/>
@@ -38218,18 +37918,12 @@
         </w:rPr>
         <w:t xml:space="preserve"> झूठे शिक्षकों के सन्दर्भ में है जिनकी चर्चा \n</w:t>
       </w:r>
-      <w:hyperlink r:id="rId22">
-        <w:r>
-          <w:rPr>
-            <w:lang w:val="hi_IN" w:bidi="hi_IN"/>
-          </w:rPr>
-          <w:rPr>
-            <w:color w:val="0000EE"/>
-            <w:u w:val="single"/>
-          </w:rPr>
-          <w:t>2:1</w:t>
-        </w:r>
-      </w:hyperlink>
+      <w:r>
+        <w:rPr>
+          <w:lang w:val="hi_IN" w:bidi="hi_IN"/>
+        </w:rPr>
+        <w:t>2:1</w:t>
+      </w:r>
       <w:r>
         <w:rPr>
           <w:lang w:val="hi_IN" w:bidi="hi_IN"/>
@@ -38882,18 +38576,12 @@
         </w:rPr>
         <w:t xml:space="preserve"> शब्द का उपयोग लाक्षणिक भाषा में करता है जिससे ऐसा प्रतीत होता है कि जैसे उसके पाठकों के मन सुषुप्त हैं परन्तु वह अपने पाठकों को इन बातों पर मनन करने के लिए प्रेरित करने का सन्दर्भ दे रहा है| यदि आपकी भाषा में स्पष्ट हो सके तो आप इसका अनुवाद अलंकार रहित भाषा में कर सकते हैं| देखें कि आपने इस शब्द का अनुवाद \n\n</w:t>
       </w:r>
-      <w:hyperlink r:id="rId33">
-        <w:r>
-          <w:rPr>
-            <w:lang w:val="hi_IN" w:bidi="hi_IN"/>
-          </w:rPr>
-          <w:rPr>
-            <w:color w:val="0000EE"/>
-            <w:u w:val="single"/>
-          </w:rPr>
-          <w:t>1:13</w:t>
-        </w:r>
-      </w:hyperlink>
+      <w:r>
+        <w:rPr>
+          <w:lang w:val="hi_IN" w:bidi="hi_IN"/>
+        </w:rPr>
+        <w:t>1:13</w:t>
+      </w:r>
       <w:r>
         <w:rPr>
           <w:lang w:val="hi_IN" w:bidi="hi_IN"/>
@@ -39011,18 +38699,12 @@
         </w:rPr>
         <w:t xml:space="preserve"> का अनुवाद यहाँ क्रिया शब्द से कर सकते हैं| देखें कि आपने इस शब्द का अनुवाद \n</w:t>
       </w:r>
-      <w:hyperlink r:id="rId33">
-        <w:r>
-          <w:rPr>
-            <w:lang w:val="hi_IN" w:bidi="hi_IN"/>
-          </w:rPr>
-          <w:rPr>
-            <w:color w:val="0000EE"/>
-            <w:u w:val="single"/>
-          </w:rPr>
-          <w:t>1:13</w:t>
-        </w:r>
-      </w:hyperlink>
+      <w:r>
+        <w:rPr>
+          <w:lang w:val="hi_IN" w:bidi="hi_IN"/>
+        </w:rPr>
+        <w:t>1:13</w:t>
+      </w:r>
       <w:r>
         <w:rPr>
           <w:lang w:val="hi_IN" w:bidi="hi_IN"/>
@@ -39558,18 +39240,12 @@
         </w:rPr>
         <w:t xml:space="preserve"> शब्द पुराने नियम के भविष्य द्व क्ताओं के सन्दर्भ में है जिनकी चर्चा पतरस ने \n</w:t>
       </w:r>
-      <w:hyperlink r:id="rId34">
-        <w:r>
-          <w:rPr>
-            <w:lang w:val="hi_IN" w:bidi="hi_IN"/>
-          </w:rPr>
-          <w:rPr>
-            <w:color w:val="0000EE"/>
-            <w:u w:val="single"/>
-          </w:rPr>
-          <w:t>1:19–21</w:t>
-        </w:r>
-      </w:hyperlink>
+      <w:r>
+        <w:rPr>
+          <w:lang w:val="hi_IN" w:bidi="hi_IN"/>
+        </w:rPr>
+        <w:t>1:19–21</w:t>
+      </w:r>
       <w:r>
         <w:rPr>
           <w:lang w:val="hi_IN" w:bidi="hi_IN"/>
@@ -40457,18 +40133,12 @@
         </w:rPr>
         <w:t xml:space="preserve"> शब्द के उपयोग द्वारा महत्त्व के परिमाप का सन्दर्भ देता है| इसका सन्दर्भ समय के क्रम से नहीं है| देखें कि आपने इसका अनुवाद \n</w:t>
       </w:r>
-      <w:hyperlink r:id="rId35">
-        <w:r>
-          <w:rPr>
-            <w:lang w:val="hi_IN" w:bidi="hi_IN"/>
-          </w:rPr>
-          <w:rPr>
-            <w:color w:val="0000EE"/>
-            <w:u w:val="single"/>
-          </w:rPr>
-          <w:t>1:20</w:t>
-        </w:r>
-      </w:hyperlink>
+      <w:r>
+        <w:rPr>
+          <w:lang w:val="hi_IN" w:bidi="hi_IN"/>
+        </w:rPr>
+        <w:t>1:20</w:t>
+      </w:r>
       <w:r>
         <w:rPr>
           <w:lang w:val="hi_IN" w:bidi="hi_IN"/>
@@ -40553,18 +40223,12 @@
         </w:rPr>
         <w:t>"पतरस इस कथन के द्वारा निस्देशन प्रदान कर रहा है| यदि आपकी भाषा में सहायक सिद्ध हो सके तो आप इसका अनुवाद आज्ञा के रूप में करके स्पश्तिकारण दे सकते हैं| यदि आप ऐसा कर रहे हैं तो एक नए वाक्य की रचना करना सहायक होगा| देखें कि आपने इसका अनुवाद \n</w:t>
       </w:r>
-      <w:hyperlink r:id="rId35">
-        <w:r>
-          <w:rPr>
-            <w:lang w:val="hi_IN" w:bidi="hi_IN"/>
-          </w:rPr>
-          <w:rPr>
-            <w:color w:val="0000EE"/>
-            <w:u w:val="single"/>
-          </w:rPr>
-          <w:t>1:20</w:t>
-        </w:r>
-      </w:hyperlink>
+      <w:r>
+        <w:rPr>
+          <w:lang w:val="hi_IN" w:bidi="hi_IN"/>
+        </w:rPr>
+        <w:t>1:20</w:t>
+      </w:r>
       <w:r>
         <w:rPr>
           <w:lang w:val="hi_IN" w:bidi="hi_IN"/>
@@ -43201,18 +42865,12 @@
         </w:rPr>
         <w:t xml:space="preserve"> का सन्दर्भ ""परमेश्वर के शब्द"" से है जिसका उल्लेख पतरस ने \n\n </w:t>
       </w:r>
-      <w:hyperlink r:id="rId36">
-        <w:r>
-          <w:rPr>
-            <w:lang w:val="hi_IN" w:bidi="hi_IN"/>
-          </w:rPr>
-          <w:rPr>
-            <w:color w:val="0000EE"/>
-            <w:u w:val="single"/>
-          </w:rPr>
-          <w:t>3:5–6</w:t>
-        </w:r>
-      </w:hyperlink>
+      <w:r>
+        <w:rPr>
+          <w:lang w:val="hi_IN" w:bidi="hi_IN"/>
+        </w:rPr>
+        <w:t>3:5–6</w:t>
+      </w:r>
       <w:r>
         <w:rPr>
           <w:lang w:val="hi_IN" w:bidi="hi_IN"/>
@@ -44249,18 +43907,12 @@
         </w:rPr>
         <w:t xml:space="preserve"> की पूर्ती से है| देखें कि आपने इसका अनुवाद\n</w:t>
       </w:r>
-      <w:hyperlink r:id="rId37">
-        <w:r>
-          <w:rPr>
-            <w:lang w:val="hi_IN" w:bidi="hi_IN"/>
-          </w:rPr>
-          <w:rPr>
-            <w:color w:val="0000EE"/>
-            <w:u w:val="single"/>
-          </w:rPr>
-          <w:t>3:4</w:t>
-        </w:r>
-      </w:hyperlink>
+      <w:r>
+        <w:rPr>
+          <w:lang w:val="hi_IN" w:bidi="hi_IN"/>
+        </w:rPr>
+        <w:t>3:4</w:t>
+      </w:r>
       <w:r>
         <w:rPr>
           <w:lang w:val="hi_IN" w:bidi="hi_IN"/>
@@ -44358,18 +44010,12 @@
         </w:rPr>
         <w:t xml:space="preserve"> </w:t>
       </w:r>
-      <w:hyperlink r:id="rId38">
-        <w:r>
-          <w:rPr>
-            <w:lang w:val="hi_IN" w:bidi="hi_IN"/>
-          </w:rPr>
-          <w:rPr>
-            <w:color w:val="0000EE"/>
-            <w:u w:val="single"/>
-          </w:rPr>
-          <w:t>3:3</w:t>
-        </w:r>
-      </w:hyperlink>
+      <w:r>
+        <w:rPr>
+          <w:lang w:val="hi_IN" w:bidi="hi_IN"/>
+        </w:rPr>
+        <w:t>3:3</w:t>
+      </w:r>
       <w:r>
         <w:rPr>
           <w:lang w:val="hi_IN" w:bidi="hi_IN"/>
@@ -46704,18 +46350,12 @@
         </w:rPr>
         <w:t xml:space="preserve"> का संभावित अर्थ हो सकता है: (1) ब्रह्माण्ड की रचना करने वाले मूल अवयव| वैकल्पिक अनुवाद: ""प्रकृति के अवयवों को नष्ट किया जाएगा"" (2) आकाशीय पिंड जैसे, सूर्य, चंद्रमा, और सितारे| वैकल्पिक अनुवाद: ""आकाशीय पिंड नष्ट किए जाएंगे"" देखें कि आपने इसका अनुवाद \n</w:t>
       </w:r>
-      <w:hyperlink r:id="rId39">
-        <w:r>
-          <w:rPr>
-            <w:lang w:val="hi_IN" w:bidi="hi_IN"/>
-          </w:rPr>
-          <w:rPr>
-            <w:color w:val="0000EE"/>
-            <w:u w:val="single"/>
-          </w:rPr>
-          <w:t>3:10</w:t>
-        </w:r>
-      </w:hyperlink>
+      <w:r>
+        <w:rPr>
+          <w:lang w:val="hi_IN" w:bidi="hi_IN"/>
+        </w:rPr>
+        <w:t>3:10</w:t>
+      </w:r>
       <w:r>
         <w:rPr>
           <w:lang w:val="hi_IN" w:bidi="hi_IN"/>
@@ -47139,18 +46779,12 @@
         </w:rPr>
         <w:t xml:space="preserve">"यहाँ, **प्रतिज्ञा&amp;&amp; का सन्दर्भ हो सकता है: (1) नया आकाश और नई पृथ्वी की रचना की परमेश्वर की प्रतिज्ञा से जो यशायाह 65:17 और 66:22 में विहित है| वैकल्पिक अनुवाद: ""नए आकाश और नई ओरिथावी की उसकी प्रतिज्ञा"" (2) यीशु के पुनः आगमन की प्रतिज्ञा जैसा </w:t>
       </w:r>
-      <w:hyperlink r:id="rId37">
-        <w:r>
-          <w:rPr>
-            <w:lang w:val="hi_IN" w:bidi="hi_IN"/>
-          </w:rPr>
-          <w:rPr>
-            <w:color w:val="0000EE"/>
-            <w:u w:val="single"/>
-          </w:rPr>
-          <w:t>3:4</w:t>
-        </w:r>
-      </w:hyperlink>
+      <w:r>
+        <w:rPr>
+          <w:lang w:val="hi_IN" w:bidi="hi_IN"/>
+        </w:rPr>
+        <w:t>3:4</w:t>
+      </w:r>
       <w:r>
         <w:rPr>
           <w:lang w:val="hi_IN" w:bidi="hi_IN"/>
@@ -47470,18 +47104,12 @@
         </w:rPr>
         <w:t xml:space="preserve"> शब्द के प्रयोग द्वारा अपनी अभी-अभी कही गई बात के परिणामस्वरूप उसके पाठकों के व्यवहार का वर्णन करता है| वह विशेष करके </w:t>
       </w:r>
-      <w:hyperlink r:id="rId40">
-        <w:r>
-          <w:rPr>
-            <w:lang w:val="hi_IN" w:bidi="hi_IN"/>
-          </w:rPr>
-          <w:rPr>
-            <w:color w:val="0000EE"/>
-            <w:u w:val="single"/>
-          </w:rPr>
-          <w:t>3:10–13</w:t>
-        </w:r>
-      </w:hyperlink>
+      <w:r>
+        <w:rPr>
+          <w:lang w:val="hi_IN" w:bidi="hi_IN"/>
+        </w:rPr>
+        <w:t>3:10–13</w:t>
+      </w:r>
       <w:r>
         <w:rPr>
           <w:lang w:val="hi_IN" w:bidi="hi_IN"/>
@@ -47599,18 +47227,12 @@
         </w:rPr>
         <w:t xml:space="preserve"> पतरस के पत्र के प्राप्तिकर्ताओं के सन्दर्भ में है परन्तु इसमें सब विश्वासी समाहित हो सकते हैं| यदि आपकी भाषा में स्पष्ट हो सके तो आप इसको सुव्यक्त कर सकते हैं| देखें कि आपने इसका अनुवाद </w:t>
       </w:r>
-      <w:hyperlink r:id="rId41">
-        <w:r>
-          <w:rPr>
-            <w:lang w:val="hi_IN" w:bidi="hi_IN"/>
-          </w:rPr>
-          <w:rPr>
-            <w:color w:val="0000EE"/>
-            <w:u w:val="single"/>
-          </w:rPr>
-          <w:t>3:1</w:t>
-        </w:r>
-      </w:hyperlink>
+      <w:r>
+        <w:rPr>
+          <w:lang w:val="hi_IN" w:bidi="hi_IN"/>
+        </w:rPr>
+        <w:t>3:1</w:t>
+      </w:r>
       <w:r>
         <w:rPr>
           <w:lang w:val="hi_IN" w:bidi="hi_IN"/>
@@ -47728,18 +47350,12 @@
         </w:rPr>
         <w:t xml:space="preserve"> का सन्दर्भ प्रभु के दिन के आगमन से सम्बंधित घटनाओं से है जिनकी चर्चा पतरस ने </w:t>
       </w:r>
-      <w:hyperlink r:id="rId40">
-        <w:r>
-          <w:rPr>
-            <w:lang w:val="hi_IN" w:bidi="hi_IN"/>
-          </w:rPr>
-          <w:rPr>
-            <w:color w:val="0000EE"/>
-            <w:u w:val="single"/>
-          </w:rPr>
-          <w:t>3:10–13</w:t>
-        </w:r>
-      </w:hyperlink>
+      <w:r>
+        <w:rPr>
+          <w:lang w:val="hi_IN" w:bidi="hi_IN"/>
+        </w:rPr>
+        <w:t>3:10–13</w:t>
+      </w:r>
       <w:r>
         <w:rPr>
           <w:lang w:val="hi_IN" w:bidi="hi_IN"/>
@@ -48268,18 +47884,12 @@
         </w:rPr>
         <w:t xml:space="preserve">"क्योंकि प्रभु धीरजवंत है, न्याय का दिन अभी तक नहीं आया है। यह लोगों को पश्चाताप करने और उद्धार पाने का अवसर देता है, जैसा कि पतरस ने </w:t>
       </w:r>
-      <w:hyperlink r:id="rId42">
-        <w:r>
-          <w:rPr>
-            <w:lang w:val="hi_IN" w:bidi="hi_IN"/>
-          </w:rPr>
-          <w:rPr>
-            <w:color w:val="0000EE"/>
-            <w:u w:val="single"/>
-          </w:rPr>
-          <w:t>3:9</w:t>
-        </w:r>
-      </w:hyperlink>
+      <w:r>
+        <w:rPr>
+          <w:lang w:val="hi_IN" w:bidi="hi_IN"/>
+        </w:rPr>
+        <w:t>3:9</w:t>
+      </w:r>
       <w:r>
         <w:rPr>
           <w:lang w:val="hi_IN" w:bidi="hi_IN"/>
@@ -49050,36 +48660,24 @@
         </w:rPr>
         <w:t xml:space="preserve">"यहाँ **इन बातों ** का सन्दर्भ हो सकता है: (1) </w:t>
       </w:r>
-      <w:hyperlink r:id="rId40">
-        <w:r>
-          <w:rPr>
-            <w:lang w:val="hi_IN" w:bidi="hi_IN"/>
-          </w:rPr>
-          <w:rPr>
-            <w:color w:val="0000EE"/>
-            <w:u w:val="single"/>
-          </w:rPr>
-          <w:t>3:10–13</w:t>
-        </w:r>
-      </w:hyperlink>
+      <w:r>
+        <w:rPr>
+          <w:lang w:val="hi_IN" w:bidi="hi_IN"/>
+        </w:rPr>
+        <w:t>3:10–13</w:t>
+      </w:r>
       <w:r>
         <w:rPr>
           <w:lang w:val="hi_IN" w:bidi="hi_IN"/>
         </w:rPr>
         <w:t xml:space="preserve"> में चर्चित प्रभु के दिन से सम्बंधित घटनाएं और </w:t>
       </w:r>
-      <w:hyperlink r:id="rId43">
-        <w:r>
-          <w:rPr>
-            <w:lang w:val="hi_IN" w:bidi="hi_IN"/>
-          </w:rPr>
-          <w:rPr>
-            <w:color w:val="0000EE"/>
-            <w:u w:val="single"/>
-          </w:rPr>
-          <w:t>3:14</w:t>
-        </w:r>
-      </w:hyperlink>
+      <w:r>
+        <w:rPr>
+          <w:lang w:val="hi_IN" w:bidi="hi_IN"/>
+        </w:rPr>
+        <w:t>3:14</w:t>
+      </w:r>
       <w:r>
         <w:rPr>
           <w:lang w:val="hi_IN" w:bidi="hi_IN"/>
@@ -49099,18 +48697,12 @@
         </w:rPr>
         <w:t xml:space="preserve"> कहा गया है| वैकल्पिक अनुवाद: ""ये बातें जो प्रभु के दिन होंगी"" (2) ईश्वर परायण जीवन जीने की आवश्यकता और समझना कि परमेश्वर का धीरज धरना मनुष्यों के उद्धार के निमित्त है जिसकी चर्चा</w:t>
       </w:r>
-      <w:hyperlink r:id="rId44">
-        <w:r>
-          <w:rPr>
-            <w:lang w:val="hi_IN" w:bidi="hi_IN"/>
-          </w:rPr>
-          <w:rPr>
-            <w:color w:val="0000EE"/>
-            <w:u w:val="single"/>
-          </w:rPr>
-          <w:t>3:14–15</w:t>
-        </w:r>
-      </w:hyperlink>
+      <w:r>
+        <w:rPr>
+          <w:lang w:val="hi_IN" w:bidi="hi_IN"/>
+        </w:rPr>
+        <w:t>3:14–15</w:t>
+      </w:r>
       <w:r>
         <w:rPr>
           <w:lang w:val="hi_IN" w:bidi="hi_IN"/>
@@ -49840,36 +49432,24 @@
         </w:rPr>
         <w:t xml:space="preserve"> का सन्दर्भ पतरस के पाठकों से है परन्तु इसमें सब विश्वासी समाहित होते हैं| यदि आपकी भाषा में स्पष्ट हो सके तो आप इसको सुव्यक्त कर सकते हैं| देखें कि आपने इसका अनुवाद </w:t>
       </w:r>
-      <w:hyperlink r:id="rId41">
-        <w:r>
-          <w:rPr>
-            <w:lang w:val="hi_IN" w:bidi="hi_IN"/>
-          </w:rPr>
-          <w:rPr>
-            <w:color w:val="0000EE"/>
-            <w:u w:val="single"/>
-          </w:rPr>
-          <w:t>3:1</w:t>
-        </w:r>
-      </w:hyperlink>
+      <w:r>
+        <w:rPr>
+          <w:lang w:val="hi_IN" w:bidi="hi_IN"/>
+        </w:rPr>
+        <w:t>3:1</w:t>
+      </w:r>
       <w:r>
         <w:rPr>
           <w:lang w:val="hi_IN" w:bidi="hi_IN"/>
         </w:rPr>
         <w:t xml:space="preserve"> में और </w:t>
       </w:r>
-      <w:hyperlink r:id="rId43">
-        <w:r>
-          <w:rPr>
-            <w:lang w:val="hi_IN" w:bidi="hi_IN"/>
-          </w:rPr>
-          <w:rPr>
-            <w:color w:val="0000EE"/>
-            <w:u w:val="single"/>
-          </w:rPr>
-          <w:t>3:14</w:t>
-        </w:r>
-      </w:hyperlink>
+      <w:r>
+        <w:rPr>
+          <w:lang w:val="hi_IN" w:bidi="hi_IN"/>
+        </w:rPr>
+        <w:t>3:14</w:t>
+      </w:r>
       <w:r>
         <w:rPr>
           <w:lang w:val="hi_IN" w:bidi="hi_IN"/>

--- a/hin/docx/61.content.docx
+++ b/hin/docx/61.content.docx
@@ -12017,6 +12017,77 @@
         <w:rPr>
           <w:lang w:val="hi_IN" w:bidi="hi_IN"/>
         </w:rPr>
+        <w:t>2 पतरस 1:15 (#2)</w:t>
+      </w:r>
+      <w:r>
+        <w:rPr>
+          <w:lang w:val="hi_IN" w:bidi="hi_IN"/>
+        </w:rPr>
+      </w:r>
+    </w:p>
+    <w:p>
+      <w:pPr/>
+      <w:r>
+        <w:rPr>
+          <w:lang w:val="hi_IN" w:bidi="hi_IN"/>
+        </w:rPr>
+      </w:r>
+      <w:r>
+        <w:rPr>
+          <w:b/>
+          <w:lang w:val="hi_IN" w:bidi="hi_IN"/>
+        </w:rPr>
+        <w:t>""</w:t>
+      </w:r>
+    </w:p>
+    <w:p>
+      <w:pPr/>
+      <w:r>
+        <w:rPr>
+          <w:lang w:val="hi_IN" w:bidi="hi_IN"/>
+        </w:rPr>
+      </w:r>
+    </w:p>
+    <w:p>
+      <w:pPr/>
+      <w:r>
+        <w:rPr>
+          <w:lang w:val="hi_IN" w:bidi="hi_IN"/>
+        </w:rPr>
+      </w:r>
+      <w:r>
+        <w:rPr>
+          <w:lang w:val="hi_IN" w:bidi="hi_IN"/>
+        </w:rPr>
+        <w:t>देखें: रूपक</w:t>
+      </w:r>
+      <w:r>
+        <w:rPr>
+          <w:lang w:val="hi_IN" w:bidi="hi_IN"/>
+        </w:rPr>
+      </w:r>
+      <w:r>
+        <w:rPr>
+          <w:lang w:val="hi_IN" w:bidi="hi_IN"/>
+        </w:rPr>
+      </w:r>
+    </w:p>
+    <w:p>
+      <w:pPr/>
+      <w:r>
+        <w:rPr>
+          <w:lang w:val="hi_IN" w:bidi="hi_IN"/>
+        </w:rPr>
+      </w:r>
+    </w:p>
+    <w:p>
+      <w:pPr>
+        <w:pStyle w:val="Heading2"/>
+      </w:pPr>
+      <w:r>
+        <w:rPr>
+          <w:lang w:val="hi_IN" w:bidi="hi_IN"/>
+        </w:rPr>
         <w:t>2 पतरस 1:16 (#1)</w:t>
       </w:r>
       <w:r>
@@ -15483,6 +15554,69 @@
         <w:rPr>
           <w:lang w:val="hi_IN" w:bidi="hi_IN"/>
         </w:rPr>
+        <w:t>2 पतरस 1:19 (#1)</w:t>
+      </w:r>
+      <w:r>
+        <w:rPr>
+          <w:lang w:val="hi_IN" w:bidi="hi_IN"/>
+        </w:rPr>
+      </w:r>
+    </w:p>
+    <w:p>
+      <w:pPr/>
+      <w:r>
+        <w:rPr>
+          <w:lang w:val="hi_IN" w:bidi="hi_IN"/>
+        </w:rPr>
+      </w:r>
+      <w:r>
+        <w:rPr>
+          <w:b/>
+          <w:lang w:val="hi_IN" w:bidi="hi_IN"/>
+        </w:rPr>
+        <w:t>""</w:t>
+      </w:r>
+    </w:p>
+    <w:p>
+      <w:pPr/>
+      <w:r>
+        <w:rPr>
+          <w:lang w:val="hi_IN" w:bidi="hi_IN"/>
+        </w:rPr>
+      </w:r>
+      <w:r>
+        <w:rPr>
+          <w:lang w:val="hi_IN" w:bidi="hi_IN"/>
+        </w:rPr>
+        <w:t>General Information:\n\n</w:t>
+      </w:r>
+      <w:r>
+        <w:rPr>
+          <w:lang w:val="hi_IN" w:bidi="hi_IN"/>
+        </w:rPr>
+      </w:r>
+      <w:r>
+        <w:rPr>
+          <w:lang w:val="hi_IN" w:bidi="hi_IN"/>
+        </w:rPr>
+      </w:r>
+    </w:p>
+    <w:p>
+      <w:pPr/>
+      <w:r>
+        <w:rPr>
+          <w:lang w:val="hi_IN" w:bidi="hi_IN"/>
+        </w:rPr>
+      </w:r>
+    </w:p>
+    <w:p>
+      <w:pPr>
+        <w:pStyle w:val="Heading2"/>
+      </w:pPr>
+      <w:r>
+        <w:rPr>
+          <w:lang w:val="hi_IN" w:bidi="hi_IN"/>
+        </w:rPr>
         <w:t>2 पतरस 1:20 (#1)</w:t>
       </w:r>
       <w:r>
@@ -21202,6 +21336,83 @@
         <w:rPr>
           <w:lang w:val="hi_IN" w:bidi="hi_IN"/>
         </w:rPr>
+        <w:t>2 पतरस 2:4 (#4)</w:t>
+      </w:r>
+      <w:r>
+        <w:rPr>
+          <w:lang w:val="hi_IN" w:bidi="hi_IN"/>
+        </w:rPr>
+      </w:r>
+    </w:p>
+    <w:p>
+      <w:pPr/>
+      <w:r>
+        <w:rPr>
+          <w:lang w:val="hi_IN" w:bidi="hi_IN"/>
+        </w:rPr>
+      </w:r>
+      <w:r>
+        <w:rPr>
+          <w:b/>
+          <w:lang w:val="hi_IN" w:bidi="hi_IN"/>
+        </w:rPr>
+        <w:t>""</w:t>
+      </w:r>
+    </w:p>
+    <w:p>
+      <w:pPr/>
+      <w:r>
+        <w:rPr>
+          <w:lang w:val="hi_IN" w:bidi="hi_IN"/>
+        </w:rPr>
+      </w:r>
+    </w:p>
+    <w:p>
+      <w:pPr/>
+      <w:r>
+        <w:rPr>
+          <w:lang w:val="hi_IN" w:bidi="hi_IN"/>
+        </w:rPr>
+      </w:r>
+      <w:r>
+        <w:rPr>
+          <w:lang w:val="hi_IN" w:bidi="hi_IN"/>
+        </w:rPr>
+        <w:t xml:space="preserve">देखें: </w:t>
+      </w:r>
+      <w:r>
+        <w:rPr>
+          <w:lang w:val="hi_IN" w:bidi="hi_IN"/>
+        </w:rPr>
+        <w:t>सक्रिय या निष्क्रिय</w:t>
+      </w:r>
+      <w:r>
+        <w:rPr>
+          <w:lang w:val="hi_IN" w:bidi="hi_IN"/>
+        </w:rPr>
+      </w:r>
+      <w:r>
+        <w:rPr>
+          <w:lang w:val="hi_IN" w:bidi="hi_IN"/>
+        </w:rPr>
+      </w:r>
+    </w:p>
+    <w:p>
+      <w:pPr/>
+      <w:r>
+        <w:rPr>
+          <w:lang w:val="hi_IN" w:bidi="hi_IN"/>
+        </w:rPr>
+      </w:r>
+    </w:p>
+    <w:p>
+      <w:pPr>
+        <w:pStyle w:val="Heading2"/>
+      </w:pPr>
+      <w:r>
+        <w:rPr>
+          <w:lang w:val="hi_IN" w:bidi="hi_IN"/>
+        </w:rPr>
         <w:t>2 पतरस 2:5 (#1)</w:t>
       </w:r>
       <w:r>
@@ -22225,6 +22436,102 @@
         <w:rPr>
           <w:lang w:val="hi_IN" w:bidi="hi_IN"/>
         </w:rPr>
+        <w:t>2 पतरस 2:5 (#3)</w:t>
+      </w:r>
+      <w:r>
+        <w:rPr>
+          <w:lang w:val="hi_IN" w:bidi="hi_IN"/>
+        </w:rPr>
+      </w:r>
+    </w:p>
+    <w:p>
+      <w:pPr/>
+      <w:r>
+        <w:rPr>
+          <w:lang w:val="hi_IN" w:bidi="hi_IN"/>
+        </w:rPr>
+      </w:r>
+      <w:r>
+        <w:rPr>
+          <w:b/>
+          <w:lang w:val="hi_IN" w:bidi="hi_IN"/>
+        </w:rPr>
+        <w:t>"नूह समेत"</w:t>
+      </w:r>
+    </w:p>
+    <w:p>
+      <w:pPr/>
+      <w:r>
+        <w:rPr>
+          <w:lang w:val="hi_IN" w:bidi="hi_IN"/>
+        </w:rPr>
+      </w:r>
+      <w:r>
+        <w:rPr>
+          <w:lang w:val="hi_IN" w:bidi="hi_IN"/>
+        </w:rPr>
+        <w:t>"</w:t>
+      </w:r>
+      <w:r>
+        <w:rPr>
+          <w:b/>
+          <w:lang w:val="hi_IN" w:bidi="hi_IN"/>
+        </w:rPr>
+        <w:t>नूह</w:t>
+      </w:r>
+      <w:r>
+        <w:rPr>
+          <w:lang w:val="hi_IN" w:bidi="hi_IN"/>
+        </w:rPr>
+        <w:t xml:space="preserve"> एक पुरुष का नाम है|</w:t>
+      </w:r>
+    </w:p>
+    <w:p>
+      <w:pPr/>
+      <w:r>
+        <w:rPr>
+          <w:lang w:val="hi_IN" w:bidi="hi_IN"/>
+        </w:rPr>
+      </w:r>
+      <w:r>
+        <w:rPr>
+          <w:lang w:val="hi_IN" w:bidi="hi_IN"/>
+        </w:rPr>
+        <w:t xml:space="preserve">देखें: </w:t>
+      </w:r>
+      <w:r>
+        <w:rPr>
+          <w:lang w:val="hi_IN" w:bidi="hi_IN"/>
+        </w:rPr>
+        <w:t>नामों का अनुवाद कैसे करें</w:t>
+      </w:r>
+      <w:r>
+        <w:rPr>
+          <w:lang w:val="hi_IN" w:bidi="hi_IN"/>
+        </w:rPr>
+      </w:r>
+      <w:r>
+        <w:rPr>
+          <w:lang w:val="hi_IN" w:bidi="hi_IN"/>
+        </w:rPr>
+      </w:r>
+    </w:p>
+    <w:p>
+      <w:pPr/>
+      <w:r>
+        <w:rPr>
+          <w:lang w:val="hi_IN" w:bidi="hi_IN"/>
+        </w:rPr>
+      </w:r>
+    </w:p>
+    <w:p>
+      <w:pPr>
+        <w:pStyle w:val="Heading2"/>
+      </w:pPr>
+      <w:r>
+        <w:rPr>
+          <w:lang w:val="hi_IN" w:bidi="hi_IN"/>
+        </w:rPr>
         <w:t>2 पतरस 2:6 (#1)</w:t>
       </w:r>
       <w:r>
@@ -22954,6 +23261,159 @@
         <w:rPr>
           <w:lang w:val="hi_IN" w:bidi="hi_IN"/>
         </w:rPr>
+        <w:t>2 पतरस 2:6 (#2)</w:t>
+      </w:r>
+      <w:r>
+        <w:rPr>
+          <w:lang w:val="hi_IN" w:bidi="hi_IN"/>
+        </w:rPr>
+      </w:r>
+    </w:p>
+    <w:p>
+      <w:pPr/>
+      <w:r>
+        <w:rPr>
+          <w:lang w:val="hi_IN" w:bidi="hi_IN"/>
+        </w:rPr>
+      </w:r>
+      <w:r>
+        <w:rPr>
+          <w:b/>
+          <w:lang w:val="hi_IN" w:bidi="hi_IN"/>
+        </w:rPr>
+        <w:t>""</w:t>
+      </w:r>
+    </w:p>
+    <w:p>
+      <w:pPr/>
+      <w:r>
+        <w:rPr>
+          <w:lang w:val="hi_IN" w:bidi="hi_IN"/>
+        </w:rPr>
+      </w:r>
+      <w:r>
+        <w:rPr>
+          <w:lang w:val="hi_IN" w:bidi="hi_IN"/>
+        </w:rPr>
+      </w:r>
+      <w:r>
+        <w:rPr>
+          <w:lang w:val="hi_IN" w:bidi="hi_IN"/>
+        </w:rPr>
+      </w:r>
+    </w:p>
+    <w:p>
+      <w:pPr/>
+      <w:r>
+        <w:rPr>
+          <w:lang w:val="hi_IN" w:bidi="hi_IN"/>
+        </w:rPr>
+      </w:r>
+    </w:p>
+    <w:p>
+      <w:pPr>
+        <w:pStyle w:val="Heading2"/>
+      </w:pPr>
+      <w:r>
+        <w:rPr>
+          <w:lang w:val="hi_IN" w:bidi="hi_IN"/>
+        </w:rPr>
+        <w:t>2 पतरस 2:6 (#3)</w:t>
+      </w:r>
+      <w:r>
+        <w:rPr>
+          <w:lang w:val="hi_IN" w:bidi="hi_IN"/>
+        </w:rPr>
+      </w:r>
+    </w:p>
+    <w:p>
+      <w:pPr/>
+      <w:r>
+        <w:rPr>
+          <w:lang w:val="hi_IN" w:bidi="hi_IN"/>
+        </w:rPr>
+      </w:r>
+      <w:r>
+        <w:rPr>
+          <w:b/>
+          <w:lang w:val="hi_IN" w:bidi="hi_IN"/>
+        </w:rPr>
+        <w:t>"सदोम और अमोरा के"</w:t>
+      </w:r>
+    </w:p>
+    <w:p>
+      <w:pPr/>
+      <w:r>
+        <w:rPr>
+          <w:lang w:val="hi_IN" w:bidi="hi_IN"/>
+        </w:rPr>
+      </w:r>
+      <w:r>
+        <w:rPr>
+          <w:lang w:val="hi_IN" w:bidi="hi_IN"/>
+        </w:rPr>
+        <w:t>"</w:t>
+      </w:r>
+      <w:r>
+        <w:rPr>
+          <w:b/>
+          <w:lang w:val="hi_IN" w:bidi="hi_IN"/>
+        </w:rPr>
+        <w:t>सदोम और अमोरा</w:t>
+      </w:r>
+      <w:r>
+        <w:rPr>
+          <w:lang w:val="hi_IN" w:bidi="hi_IN"/>
+        </w:rPr>
+        <w:t xml:space="preserve"> दो नगरों के नाम हैं|</w:t>
+      </w:r>
+    </w:p>
+    <w:p>
+      <w:pPr/>
+      <w:r>
+        <w:rPr>
+          <w:lang w:val="hi_IN" w:bidi="hi_IN"/>
+        </w:rPr>
+      </w:r>
+      <w:r>
+        <w:rPr>
+          <w:lang w:val="hi_IN" w:bidi="hi_IN"/>
+        </w:rPr>
+        <w:t xml:space="preserve">देखें: </w:t>
+      </w:r>
+      <w:r>
+        <w:rPr>
+          <w:lang w:val="hi_IN" w:bidi="hi_IN"/>
+        </w:rPr>
+        <w:t>नामों का अनुवाद कैसे करें</w:t>
+      </w:r>
+      <w:r>
+        <w:rPr>
+          <w:lang w:val="hi_IN" w:bidi="hi_IN"/>
+        </w:rPr>
+      </w:r>
+      <w:r>
+        <w:rPr>
+          <w:lang w:val="hi_IN" w:bidi="hi_IN"/>
+        </w:rPr>
+      </w:r>
+    </w:p>
+    <w:p>
+      <w:pPr/>
+      <w:r>
+        <w:rPr>
+          <w:lang w:val="hi_IN" w:bidi="hi_IN"/>
+        </w:rPr>
+      </w:r>
+    </w:p>
+    <w:p>
+      <w:pPr>
+        <w:pStyle w:val="Heading2"/>
+      </w:pPr>
+      <w:r>
+        <w:rPr>
+          <w:lang w:val="hi_IN" w:bidi="hi_IN"/>
+        </w:rPr>
         <w:t>2 पतरस 2:7 (#1)</w:t>
       </w:r>
       <w:r>
@@ -23936,6 +24396,102 @@
         <w:rPr>
           <w:lang w:val="hi_IN" w:bidi="hi_IN"/>
         </w:rPr>
+        <w:t>2 पतरस 2:7 (#2)</w:t>
+      </w:r>
+      <w:r>
+        <w:rPr>
+          <w:lang w:val="hi_IN" w:bidi="hi_IN"/>
+        </w:rPr>
+      </w:r>
+    </w:p>
+    <w:p>
+      <w:pPr/>
+      <w:r>
+        <w:rPr>
+          <w:lang w:val="hi_IN" w:bidi="hi_IN"/>
+        </w:rPr>
+      </w:r>
+      <w:r>
+        <w:rPr>
+          <w:b/>
+          <w:lang w:val="hi_IN" w:bidi="hi_IN"/>
+        </w:rPr>
+        <w:t>"लूत"</w:t>
+      </w:r>
+    </w:p>
+    <w:p>
+      <w:pPr/>
+      <w:r>
+        <w:rPr>
+          <w:lang w:val="hi_IN" w:bidi="hi_IN"/>
+        </w:rPr>
+      </w:r>
+      <w:r>
+        <w:rPr>
+          <w:lang w:val="hi_IN" w:bidi="hi_IN"/>
+        </w:rPr>
+        <w:t>"# Connecting Statement:\n\n</w:t>
+      </w:r>
+      <w:r>
+        <w:rPr>
+          <w:b/>
+          <w:lang w:val="hi_IN" w:bidi="hi_IN"/>
+        </w:rPr>
+        <w:t>लूत</w:t>
+      </w:r>
+      <w:r>
+        <w:rPr>
+          <w:lang w:val="hi_IN" w:bidi="hi_IN"/>
+        </w:rPr>
+        <w:t xml:space="preserve"> एक पुरुष का नाम है|</w:t>
+      </w:r>
+    </w:p>
+    <w:p>
+      <w:pPr/>
+      <w:r>
+        <w:rPr>
+          <w:lang w:val="hi_IN" w:bidi="hi_IN"/>
+        </w:rPr>
+      </w:r>
+      <w:r>
+        <w:rPr>
+          <w:lang w:val="hi_IN" w:bidi="hi_IN"/>
+        </w:rPr>
+        <w:t xml:space="preserve">देखें: </w:t>
+      </w:r>
+      <w:r>
+        <w:rPr>
+          <w:lang w:val="hi_IN" w:bidi="hi_IN"/>
+        </w:rPr>
+        <w:t>नामों का अनुवाद कैसे करें</w:t>
+      </w:r>
+      <w:r>
+        <w:rPr>
+          <w:lang w:val="hi_IN" w:bidi="hi_IN"/>
+        </w:rPr>
+      </w:r>
+      <w:r>
+        <w:rPr>
+          <w:lang w:val="hi_IN" w:bidi="hi_IN"/>
+        </w:rPr>
+      </w:r>
+    </w:p>
+    <w:p>
+      <w:pPr/>
+      <w:r>
+        <w:rPr>
+          <w:lang w:val="hi_IN" w:bidi="hi_IN"/>
+        </w:rPr>
+      </w:r>
+    </w:p>
+    <w:p>
+      <w:pPr>
+        <w:pStyle w:val="Heading2"/>
+      </w:pPr>
+      <w:r>
+        <w:rPr>
+          <w:lang w:val="hi_IN" w:bidi="hi_IN"/>
+        </w:rPr>
         <w:t>2 पतरस 2:8 (#1)</w:t>
       </w:r>
       <w:r>
@@ -26867,6 +27423,134 @@
         <w:rPr>
           <w:lang w:val="hi_IN" w:bidi="hi_IN"/>
         </w:rPr>
+        <w:t>2 पतरस 2:10 (#2)</w:t>
+      </w:r>
+      <w:r>
+        <w:rPr>
+          <w:lang w:val="hi_IN" w:bidi="hi_IN"/>
+        </w:rPr>
+      </w:r>
+    </w:p>
+    <w:p>
+      <w:pPr/>
+      <w:r>
+        <w:rPr>
+          <w:lang w:val="hi_IN" w:bidi="hi_IN"/>
+        </w:rPr>
+      </w:r>
+      <w:r>
+        <w:rPr>
+          <w:b/>
+          <w:lang w:val="hi_IN" w:bidi="hi_IN"/>
+        </w:rPr>
+        <w:t>""</w:t>
+      </w:r>
+    </w:p>
+    <w:p>
+      <w:pPr/>
+      <w:r>
+        <w:rPr>
+          <w:lang w:val="hi_IN" w:bidi="hi_IN"/>
+        </w:rPr>
+      </w:r>
+      <w:r>
+        <w:rPr>
+          <w:lang w:val="hi_IN" w:bidi="hi_IN"/>
+        </w:rPr>
+      </w:r>
+      <w:r>
+        <w:rPr>
+          <w:lang w:val="hi_IN" w:bidi="hi_IN"/>
+        </w:rPr>
+      </w:r>
+    </w:p>
+    <w:p>
+      <w:pPr/>
+      <w:r>
+        <w:rPr>
+          <w:lang w:val="hi_IN" w:bidi="hi_IN"/>
+        </w:rPr>
+      </w:r>
+    </w:p>
+    <w:p>
+      <w:pPr>
+        <w:pStyle w:val="Heading2"/>
+      </w:pPr>
+      <w:r>
+        <w:rPr>
+          <w:lang w:val="hi_IN" w:bidi="hi_IN"/>
+        </w:rPr>
+        <w:t>2 पतरस 2:10 (#5)</w:t>
+      </w:r>
+      <w:r>
+        <w:rPr>
+          <w:lang w:val="hi_IN" w:bidi="hi_IN"/>
+        </w:rPr>
+      </w:r>
+    </w:p>
+    <w:p>
+      <w:pPr/>
+      <w:r>
+        <w:rPr>
+          <w:lang w:val="hi_IN" w:bidi="hi_IN"/>
+        </w:rPr>
+      </w:r>
+      <w:r>
+        <w:rPr>
+          <w:b/>
+          <w:lang w:val="hi_IN" w:bidi="hi_IN"/>
+        </w:rPr>
+        <w:t>""</w:t>
+      </w:r>
+    </w:p>
+    <w:p>
+      <w:pPr/>
+      <w:r>
+        <w:rPr>
+          <w:lang w:val="hi_IN" w:bidi="hi_IN"/>
+        </w:rPr>
+      </w:r>
+    </w:p>
+    <w:p>
+      <w:pPr/>
+      <w:r>
+        <w:rPr>
+          <w:lang w:val="hi_IN" w:bidi="hi_IN"/>
+        </w:rPr>
+      </w:r>
+      <w:r>
+        <w:rPr>
+          <w:lang w:val="hi_IN" w:bidi="hi_IN"/>
+        </w:rPr>
+        <w:t>देखें: प्रतिन्यास</w:t>
+      </w:r>
+      <w:r>
+        <w:rPr>
+          <w:lang w:val="hi_IN" w:bidi="hi_IN"/>
+        </w:rPr>
+      </w:r>
+      <w:r>
+        <w:rPr>
+          <w:lang w:val="hi_IN" w:bidi="hi_IN"/>
+        </w:rPr>
+      </w:r>
+    </w:p>
+    <w:p>
+      <w:pPr/>
+      <w:r>
+        <w:rPr>
+          <w:lang w:val="hi_IN" w:bidi="hi_IN"/>
+        </w:rPr>
+      </w:r>
+    </w:p>
+    <w:p>
+      <w:pPr>
+        <w:pStyle w:val="Heading2"/>
+      </w:pPr>
+      <w:r>
+        <w:rPr>
+          <w:lang w:val="hi_IN" w:bidi="hi_IN"/>
+        </w:rPr>
         <w:t>2 पतरस 2:11 (#1)</w:t>
       </w:r>
       <w:r>
@@ -27259,6 +27943,77 @@
         <w:rPr>
           <w:lang w:val="hi_IN" w:bidi="hi_IN"/>
         </w:rPr>
+        <w:t>2 पतरस 2:11 (#3)</w:t>
+      </w:r>
+      <w:r>
+        <w:rPr>
+          <w:lang w:val="hi_IN" w:bidi="hi_IN"/>
+        </w:rPr>
+      </w:r>
+    </w:p>
+    <w:p>
+      <w:pPr/>
+      <w:r>
+        <w:rPr>
+          <w:lang w:val="hi_IN" w:bidi="hi_IN"/>
+        </w:rPr>
+      </w:r>
+      <w:r>
+        <w:rPr>
+          <w:b/>
+          <w:lang w:val="hi_IN" w:bidi="hi_IN"/>
+        </w:rPr>
+        <w:t>""</w:t>
+      </w:r>
+    </w:p>
+    <w:p>
+      <w:pPr/>
+      <w:r>
+        <w:rPr>
+          <w:lang w:val="hi_IN" w:bidi="hi_IN"/>
+        </w:rPr>
+      </w:r>
+    </w:p>
+    <w:p>
+      <w:pPr/>
+      <w:r>
+        <w:rPr>
+          <w:lang w:val="hi_IN" w:bidi="hi_IN"/>
+        </w:rPr>
+      </w:r>
+      <w:r>
+        <w:rPr>
+          <w:lang w:val="hi_IN" w:bidi="hi_IN"/>
+        </w:rPr>
+        <w:t>देखें: रूपक</w:t>
+      </w:r>
+      <w:r>
+        <w:rPr>
+          <w:lang w:val="hi_IN" w:bidi="hi_IN"/>
+        </w:rPr>
+      </w:r>
+      <w:r>
+        <w:rPr>
+          <w:lang w:val="hi_IN" w:bidi="hi_IN"/>
+        </w:rPr>
+      </w:r>
+    </w:p>
+    <w:p>
+      <w:pPr/>
+      <w:r>
+        <w:rPr>
+          <w:lang w:val="hi_IN" w:bidi="hi_IN"/>
+        </w:rPr>
+      </w:r>
+    </w:p>
+    <w:p>
+      <w:pPr>
+        <w:pStyle w:val="Heading2"/>
+      </w:pPr>
+      <w:r>
+        <w:rPr>
+          <w:lang w:val="hi_IN" w:bidi="hi_IN"/>
+        </w:rPr>
         <w:t>2 पतरस 2:12 (#1)</w:t>
       </w:r>
       <w:r>
@@ -30565,6 +31320,63 @@
         <w:rPr>
           <w:lang w:val="hi_IN" w:bidi="hi_IN"/>
         </w:rPr>
+        <w:t>2 पतरस 2:14 (#2)</w:t>
+      </w:r>
+      <w:r>
+        <w:rPr>
+          <w:lang w:val="hi_IN" w:bidi="hi_IN"/>
+        </w:rPr>
+      </w:r>
+    </w:p>
+    <w:p>
+      <w:pPr/>
+      <w:r>
+        <w:rPr>
+          <w:lang w:val="hi_IN" w:bidi="hi_IN"/>
+        </w:rPr>
+      </w:r>
+      <w:r>
+        <w:rPr>
+          <w:b/>
+          <w:lang w:val="hi_IN" w:bidi="hi_IN"/>
+        </w:rPr>
+        <w:t>""</w:t>
+      </w:r>
+    </w:p>
+    <w:p>
+      <w:pPr/>
+      <w:r>
+        <w:rPr>
+          <w:lang w:val="hi_IN" w:bidi="hi_IN"/>
+        </w:rPr>
+      </w:r>
+      <w:r>
+        <w:rPr>
+          <w:lang w:val="hi_IN" w:bidi="hi_IN"/>
+        </w:rPr>
+      </w:r>
+      <w:r>
+        <w:rPr>
+          <w:lang w:val="hi_IN" w:bidi="hi_IN"/>
+        </w:rPr>
+      </w:r>
+    </w:p>
+    <w:p>
+      <w:pPr/>
+      <w:r>
+        <w:rPr>
+          <w:lang w:val="hi_IN" w:bidi="hi_IN"/>
+        </w:rPr>
+      </w:r>
+    </w:p>
+    <w:p>
+      <w:pPr>
+        <w:pStyle w:val="Heading2"/>
+      </w:pPr>
+      <w:r>
+        <w:rPr>
+          <w:lang w:val="hi_IN" w:bidi="hi_IN"/>
+        </w:rPr>
         <w:t>2 पतरस 2:15 (#1)</w:t>
       </w:r>
       <w:r>
@@ -32278,6 +33090,63 @@
         <w:rPr>
           <w:lang w:val="hi_IN" w:bidi="hi_IN"/>
         </w:rPr>
+        <w:t>2 पतरस 2:16 (#2)</w:t>
+      </w:r>
+      <w:r>
+        <w:rPr>
+          <w:lang w:val="hi_IN" w:bidi="hi_IN"/>
+        </w:rPr>
+      </w:r>
+    </w:p>
+    <w:p>
+      <w:pPr/>
+      <w:r>
+        <w:rPr>
+          <w:lang w:val="hi_IN" w:bidi="hi_IN"/>
+        </w:rPr>
+      </w:r>
+      <w:r>
+        <w:rPr>
+          <w:b/>
+          <w:lang w:val="hi_IN" w:bidi="hi_IN"/>
+        </w:rPr>
+        <w:t>""</w:t>
+      </w:r>
+    </w:p>
+    <w:p>
+      <w:pPr/>
+      <w:r>
+        <w:rPr>
+          <w:lang w:val="hi_IN" w:bidi="hi_IN"/>
+        </w:rPr>
+      </w:r>
+      <w:r>
+        <w:rPr>
+          <w:lang w:val="hi_IN" w:bidi="hi_IN"/>
+        </w:rPr>
+      </w:r>
+      <w:r>
+        <w:rPr>
+          <w:lang w:val="hi_IN" w:bidi="hi_IN"/>
+        </w:rPr>
+      </w:r>
+    </w:p>
+    <w:p>
+      <w:pPr/>
+      <w:r>
+        <w:rPr>
+          <w:lang w:val="hi_IN" w:bidi="hi_IN"/>
+        </w:rPr>
+      </w:r>
+    </w:p>
+    <w:p>
+      <w:pPr>
+        <w:pStyle w:val="Heading2"/>
+      </w:pPr>
+      <w:r>
+        <w:rPr>
+          <w:lang w:val="hi_IN" w:bidi="hi_IN"/>
+        </w:rPr>
         <w:t>2 पतरस 2:17 (#1)</w:t>
       </w:r>
       <w:r>
@@ -33909,6 +34778,77 @@
         <w:rPr>
           <w:lang w:val="hi_IN" w:bidi="hi_IN"/>
         </w:rPr>
+        <w:t>2 पतरस 2:18 (#4)</w:t>
+      </w:r>
+      <w:r>
+        <w:rPr>
+          <w:lang w:val="hi_IN" w:bidi="hi_IN"/>
+        </w:rPr>
+      </w:r>
+    </w:p>
+    <w:p>
+      <w:pPr/>
+      <w:r>
+        <w:rPr>
+          <w:lang w:val="hi_IN" w:bidi="hi_IN"/>
+        </w:rPr>
+      </w:r>
+      <w:r>
+        <w:rPr>
+          <w:b/>
+          <w:lang w:val="hi_IN" w:bidi="hi_IN"/>
+        </w:rPr>
+        <w:t>""</w:t>
+      </w:r>
+    </w:p>
+    <w:p>
+      <w:pPr/>
+      <w:r>
+        <w:rPr>
+          <w:lang w:val="hi_IN" w:bidi="hi_IN"/>
+        </w:rPr>
+      </w:r>
+    </w:p>
+    <w:p>
+      <w:pPr/>
+      <w:r>
+        <w:rPr>
+          <w:lang w:val="hi_IN" w:bidi="hi_IN"/>
+        </w:rPr>
+      </w:r>
+      <w:r>
+        <w:rPr>
+          <w:lang w:val="hi_IN" w:bidi="hi_IN"/>
+        </w:rPr>
+        <w:t>देखें: रूपक</w:t>
+      </w:r>
+      <w:r>
+        <w:rPr>
+          <w:lang w:val="hi_IN" w:bidi="hi_IN"/>
+        </w:rPr>
+      </w:r>
+      <w:r>
+        <w:rPr>
+          <w:lang w:val="hi_IN" w:bidi="hi_IN"/>
+        </w:rPr>
+      </w:r>
+    </w:p>
+    <w:p>
+      <w:pPr/>
+      <w:r>
+        <w:rPr>
+          <w:lang w:val="hi_IN" w:bidi="hi_IN"/>
+        </w:rPr>
+      </w:r>
+    </w:p>
+    <w:p>
+      <w:pPr>
+        <w:pStyle w:val="Heading2"/>
+      </w:pPr>
+      <w:r>
+        <w:rPr>
+          <w:lang w:val="hi_IN" w:bidi="hi_IN"/>
+        </w:rPr>
         <w:t>2 पतरस 2:19 (#1)</w:t>
       </w:r>
       <w:r>
@@ -39877,6 +40817,63 @@
         <w:rPr>
           <w:lang w:val="hi_IN" w:bidi="hi_IN"/>
         </w:rPr>
+        <w:t>2 पतरस 3:3 (#3)</w:t>
+      </w:r>
+      <w:r>
+        <w:rPr>
+          <w:lang w:val="hi_IN" w:bidi="hi_IN"/>
+        </w:rPr>
+      </w:r>
+    </w:p>
+    <w:p>
+      <w:pPr/>
+      <w:r>
+        <w:rPr>
+          <w:lang w:val="hi_IN" w:bidi="hi_IN"/>
+        </w:rPr>
+      </w:r>
+      <w:r>
+        <w:rPr>
+          <w:b/>
+          <w:lang w:val="hi_IN" w:bidi="hi_IN"/>
+        </w:rPr>
+        <w:t>""</w:t>
+      </w:r>
+    </w:p>
+    <w:p>
+      <w:pPr/>
+      <w:r>
+        <w:rPr>
+          <w:lang w:val="hi_IN" w:bidi="hi_IN"/>
+        </w:rPr>
+      </w:r>
+      <w:r>
+        <w:rPr>
+          <w:lang w:val="hi_IN" w:bidi="hi_IN"/>
+        </w:rPr>
+      </w:r>
+      <w:r>
+        <w:rPr>
+          <w:lang w:val="hi_IN" w:bidi="hi_IN"/>
+        </w:rPr>
+      </w:r>
+    </w:p>
+    <w:p>
+      <w:pPr/>
+      <w:r>
+        <w:rPr>
+          <w:lang w:val="hi_IN" w:bidi="hi_IN"/>
+        </w:rPr>
+      </w:r>
+    </w:p>
+    <w:p>
+      <w:pPr>
+        <w:pStyle w:val="Heading2"/>
+      </w:pPr>
+      <w:r>
+        <w:rPr>
+          <w:lang w:val="hi_IN" w:bidi="hi_IN"/>
+        </w:rPr>
         <w:t>2 पतरस 3:4 (#3)</w:t>
       </w:r>
       <w:r>
@@ -44609,6 +45606,63 @@
         <w:rPr>
           <w:lang w:val="hi_IN" w:bidi="hi_IN"/>
         </w:rPr>
+        <w:t>2 पतरस 3:10 (#3)</w:t>
+      </w:r>
+      <w:r>
+        <w:rPr>
+          <w:lang w:val="hi_IN" w:bidi="hi_IN"/>
+        </w:rPr>
+      </w:r>
+    </w:p>
+    <w:p>
+      <w:pPr/>
+      <w:r>
+        <w:rPr>
+          <w:lang w:val="hi_IN" w:bidi="hi_IN"/>
+        </w:rPr>
+      </w:r>
+      <w:r>
+        <w:rPr>
+          <w:b/>
+          <w:lang w:val="hi_IN" w:bidi="hi_IN"/>
+        </w:rPr>
+        <w:t>""</w:t>
+      </w:r>
+    </w:p>
+    <w:p>
+      <w:pPr/>
+      <w:r>
+        <w:rPr>
+          <w:lang w:val="hi_IN" w:bidi="hi_IN"/>
+        </w:rPr>
+      </w:r>
+      <w:r>
+        <w:rPr>
+          <w:lang w:val="hi_IN" w:bidi="hi_IN"/>
+        </w:rPr>
+      </w:r>
+      <w:r>
+        <w:rPr>
+          <w:lang w:val="hi_IN" w:bidi="hi_IN"/>
+        </w:rPr>
+      </w:r>
+    </w:p>
+    <w:p>
+      <w:pPr/>
+      <w:r>
+        <w:rPr>
+          <w:lang w:val="hi_IN" w:bidi="hi_IN"/>
+        </w:rPr>
+      </w:r>
+    </w:p>
+    <w:p>
+      <w:pPr>
+        <w:pStyle w:val="Heading2"/>
+      </w:pPr>
+      <w:r>
+        <w:rPr>
+          <w:lang w:val="hi_IN" w:bidi="hi_IN"/>
+        </w:rPr>
         <w:t>2 पतरस 3:11 (#1)</w:t>
       </w:r>
       <w:r>
@@ -45633,6 +46687,102 @@
         <w:rPr>
           <w:lang w:val="hi_IN" w:bidi="hi_IN"/>
         </w:rPr>
+        <w:t>2 पतरस 3:12 (#2)</w:t>
+      </w:r>
+      <w:r>
+        <w:rPr>
+          <w:lang w:val="hi_IN" w:bidi="hi_IN"/>
+        </w:rPr>
+      </w:r>
+    </w:p>
+    <w:p>
+      <w:pPr/>
+      <w:r>
+        <w:rPr>
+          <w:lang w:val="hi_IN" w:bidi="hi_IN"/>
+        </w:rPr>
+      </w:r>
+      <w:r>
+        <w:rPr>
+          <w:b/>
+          <w:lang w:val="hi_IN" w:bidi="hi_IN"/>
+        </w:rPr>
+        <w:t>"पिघल जाएँगे"</w:t>
+      </w:r>
+      <w:r>
+        <w:rPr>
+          <w:lang w:val="hi_IN" w:bidi="hi_IN"/>
+        </w:rPr>
+        <w:t xml:space="preserve"> - </w:t>
+      </w:r>
+      <w:r>
+        <w:rPr>
+          <w:b/>
+          <w:lang w:val="hi_IN" w:bidi="hi_IN"/>
+        </w:rPr>
+        <w:t>"आकाश के गण"</w:t>
+      </w:r>
+    </w:p>
+    <w:p>
+      <w:pPr/>
+      <w:r>
+        <w:rPr>
+          <w:lang w:val="hi_IN" w:bidi="hi_IN"/>
+        </w:rPr>
+      </w:r>
+      <w:r>
+        <w:rPr>
+          <w:lang w:val="hi_IN" w:bidi="hi_IN"/>
+        </w:rPr>
+        <w:t>"यदि आपकी भाषा में स्पष्ट हो सके तो आप इसका अनुवाद कर्तृवाच्य में कर सकते हैं और काम के करने वाले का उल्लेख कर सकते हैं| वैकल्पिक अनुवाद: ""परमेश्वर सब तत्वों को पिघला देगा""</w:t>
+      </w:r>
+    </w:p>
+    <w:p>
+      <w:pPr/>
+      <w:r>
+        <w:rPr>
+          <w:lang w:val="hi_IN" w:bidi="hi_IN"/>
+        </w:rPr>
+      </w:r>
+      <w:r>
+        <w:rPr>
+          <w:lang w:val="hi_IN" w:bidi="hi_IN"/>
+        </w:rPr>
+        <w:t xml:space="preserve">देखें: </w:t>
+      </w:r>
+      <w:r>
+        <w:rPr>
+          <w:lang w:val="hi_IN" w:bidi="hi_IN"/>
+        </w:rPr>
+        <w:t>सक्रिय या निष्क्रिय</w:t>
+      </w:r>
+      <w:r>
+        <w:rPr>
+          <w:lang w:val="hi_IN" w:bidi="hi_IN"/>
+        </w:rPr>
+      </w:r>
+      <w:r>
+        <w:rPr>
+          <w:lang w:val="hi_IN" w:bidi="hi_IN"/>
+        </w:rPr>
+      </w:r>
+    </w:p>
+    <w:p>
+      <w:pPr/>
+      <w:r>
+        <w:rPr>
+          <w:lang w:val="hi_IN" w:bidi="hi_IN"/>
+        </w:rPr>
+      </w:r>
+    </w:p>
+    <w:p>
+      <w:pPr>
+        <w:pStyle w:val="Heading2"/>
+      </w:pPr>
+      <w:r>
+        <w:rPr>
+          <w:lang w:val="hi_IN" w:bidi="hi_IN"/>
+        </w:rPr>
         <w:t>2 पतरस 3:13 (#1)</w:t>
       </w:r>
       <w:r>
@@ -48401,6 +49551,120 @@
         <w:rPr>
           <w:lang w:val="hi_IN" w:bidi="hi_IN"/>
         </w:rPr>
+        <w:t>2 पतरस 3:16 (#3)</w:t>
+      </w:r>
+      <w:r>
+        <w:rPr>
+          <w:lang w:val="hi_IN" w:bidi="hi_IN"/>
+        </w:rPr>
+      </w:r>
+    </w:p>
+    <w:p>
+      <w:pPr/>
+      <w:r>
+        <w:rPr>
+          <w:lang w:val="hi_IN" w:bidi="hi_IN"/>
+        </w:rPr>
+      </w:r>
+      <w:r>
+        <w:rPr>
+          <w:b/>
+          <w:lang w:val="hi_IN" w:bidi="hi_IN"/>
+        </w:rPr>
+        <w:t>""</w:t>
+      </w:r>
+    </w:p>
+    <w:p>
+      <w:pPr/>
+      <w:r>
+        <w:rPr>
+          <w:lang w:val="hi_IN" w:bidi="hi_IN"/>
+        </w:rPr>
+      </w:r>
+      <w:r>
+        <w:rPr>
+          <w:lang w:val="hi_IN" w:bidi="hi_IN"/>
+        </w:rPr>
+      </w:r>
+      <w:r>
+        <w:rPr>
+          <w:lang w:val="hi_IN" w:bidi="hi_IN"/>
+        </w:rPr>
+      </w:r>
+    </w:p>
+    <w:p>
+      <w:pPr/>
+      <w:r>
+        <w:rPr>
+          <w:lang w:val="hi_IN" w:bidi="hi_IN"/>
+        </w:rPr>
+      </w:r>
+    </w:p>
+    <w:p>
+      <w:pPr>
+        <w:pStyle w:val="Heading2"/>
+      </w:pPr>
+      <w:r>
+        <w:rPr>
+          <w:lang w:val="hi_IN" w:bidi="hi_IN"/>
+        </w:rPr>
+        <w:t>2 पतरस 3:16 (#4)</w:t>
+      </w:r>
+      <w:r>
+        <w:rPr>
+          <w:lang w:val="hi_IN" w:bidi="hi_IN"/>
+        </w:rPr>
+      </w:r>
+    </w:p>
+    <w:p>
+      <w:pPr/>
+      <w:r>
+        <w:rPr>
+          <w:lang w:val="hi_IN" w:bidi="hi_IN"/>
+        </w:rPr>
+      </w:r>
+      <w:r>
+        <w:rPr>
+          <w:b/>
+          <w:lang w:val="hi_IN" w:bidi="hi_IN"/>
+        </w:rPr>
+        <w:t>""</w:t>
+      </w:r>
+    </w:p>
+    <w:p>
+      <w:pPr/>
+      <w:r>
+        <w:rPr>
+          <w:lang w:val="hi_IN" w:bidi="hi_IN"/>
+        </w:rPr>
+      </w:r>
+      <w:r>
+        <w:rPr>
+          <w:lang w:val="hi_IN" w:bidi="hi_IN"/>
+        </w:rPr>
+      </w:r>
+      <w:r>
+        <w:rPr>
+          <w:lang w:val="hi_IN" w:bidi="hi_IN"/>
+        </w:rPr>
+      </w:r>
+    </w:p>
+    <w:p>
+      <w:pPr/>
+      <w:r>
+        <w:rPr>
+          <w:lang w:val="hi_IN" w:bidi="hi_IN"/>
+        </w:rPr>
+      </w:r>
+    </w:p>
+    <w:p>
+      <w:pPr>
+        <w:pStyle w:val="Heading2"/>
+      </w:pPr>
+      <w:r>
+        <w:rPr>
+          <w:lang w:val="hi_IN" w:bidi="hi_IN"/>
+        </w:rPr>
         <w:t>2 पतरस 3:17 (#1)</w:t>
       </w:r>
       <w:r>
@@ -49305,6 +50569,120 @@
           <w:lang w:val="hi_IN" w:bidi="hi_IN"/>
         </w:rPr>
         <w:t>"इस वाक्यांश में संकेत दिया गया है कि कोई कैसे पथभ्रष्ट किया जा सकता है| वैकल्पिक अनुवाद: ""निरंकुश मनुष्यों की अशुद्धता के द्वारा"""</w:t>
+      </w:r>
+      <w:r>
+        <w:rPr>
+          <w:lang w:val="hi_IN" w:bidi="hi_IN"/>
+        </w:rPr>
+      </w:r>
+      <w:r>
+        <w:rPr>
+          <w:lang w:val="hi_IN" w:bidi="hi_IN"/>
+        </w:rPr>
+      </w:r>
+    </w:p>
+    <w:p>
+      <w:pPr/>
+      <w:r>
+        <w:rPr>
+          <w:lang w:val="hi_IN" w:bidi="hi_IN"/>
+        </w:rPr>
+      </w:r>
+    </w:p>
+    <w:p>
+      <w:pPr>
+        <w:pStyle w:val="Heading2"/>
+      </w:pPr>
+      <w:r>
+        <w:rPr>
+          <w:lang w:val="hi_IN" w:bidi="hi_IN"/>
+        </w:rPr>
+        <w:t>2 पतरस 3:17 (#2)</w:t>
+      </w:r>
+      <w:r>
+        <w:rPr>
+          <w:lang w:val="hi_IN" w:bidi="hi_IN"/>
+        </w:rPr>
+      </w:r>
+    </w:p>
+    <w:p>
+      <w:pPr/>
+      <w:r>
+        <w:rPr>
+          <w:lang w:val="hi_IN" w:bidi="hi_IN"/>
+        </w:rPr>
+      </w:r>
+      <w:r>
+        <w:rPr>
+          <w:b/>
+          <w:lang w:val="hi_IN" w:bidi="hi_IN"/>
+        </w:rPr>
+        <w:t>""</w:t>
+      </w:r>
+    </w:p>
+    <w:p>
+      <w:pPr/>
+      <w:r>
+        <w:rPr>
+          <w:lang w:val="hi_IN" w:bidi="hi_IN"/>
+        </w:rPr>
+      </w:r>
+      <w:r>
+        <w:rPr>
+          <w:lang w:val="hi_IN" w:bidi="hi_IN"/>
+        </w:rPr>
+      </w:r>
+      <w:r>
+        <w:rPr>
+          <w:lang w:val="hi_IN" w:bidi="hi_IN"/>
+        </w:rPr>
+      </w:r>
+    </w:p>
+    <w:p>
+      <w:pPr/>
+      <w:r>
+        <w:rPr>
+          <w:lang w:val="hi_IN" w:bidi="hi_IN"/>
+        </w:rPr>
+      </w:r>
+    </w:p>
+    <w:p>
+      <w:pPr>
+        <w:pStyle w:val="Heading2"/>
+      </w:pPr>
+      <w:r>
+        <w:rPr>
+          <w:lang w:val="hi_IN" w:bidi="hi_IN"/>
+        </w:rPr>
+        <w:t>2 पतरस 3:17 (#3)</w:t>
+      </w:r>
+      <w:r>
+        <w:rPr>
+          <w:lang w:val="hi_IN" w:bidi="hi_IN"/>
+        </w:rPr>
+      </w:r>
+    </w:p>
+    <w:p>
+      <w:pPr/>
+      <w:r>
+        <w:rPr>
+          <w:lang w:val="hi_IN" w:bidi="hi_IN"/>
+        </w:rPr>
+      </w:r>
+      <w:r>
+        <w:rPr>
+          <w:b/>
+          <w:lang w:val="hi_IN" w:bidi="hi_IN"/>
+        </w:rPr>
+        <w:t>""</w:t>
+      </w:r>
+    </w:p>
+    <w:p>
+      <w:pPr/>
+      <w:r>
+        <w:rPr>
+          <w:lang w:val="hi_IN" w:bidi="hi_IN"/>
+        </w:rPr>
       </w:r>
       <w:r>
         <w:rPr>
